--- a/Entrega 1/Fase 1/Evidencias Grupales/Presentación Inicial_proyecto.docx
+++ b/Entrega 1/Fase 1/Evidencias Grupales/Presentación Inicial_proyecto.docx
@@ -93,7 +93,32 @@
           <w:vertAlign w:val="baseline"/>
           <w:rtl w:val="0"/>
         </w:rPr>
-        <w:t xml:space="preserve">Detalle de los aspectos mínimos que su propuesta de proyecto de portafolio de tiene. debe considerar los siguientes puntos:</w:t>
+        <w:t xml:space="preserve">Detalle de los aspectos mínimos que su propuesta de proyecto de </w:t>
+      </w:r>
+      <w:r>
+        <w:rPr>
+          <w:rtl w:val="0"/>
+        </w:rPr>
+        <w:t xml:space="preserve">portafolio que tiene</w:t>
+      </w:r>
+      <w:r>
+        <w:rPr>
+          <w:rFonts w:ascii="Calibri" w:cs="Calibri" w:eastAsia="Calibri" w:hAnsi="Calibri"/>
+          <w:b w:val="0"/>
+          <w:bCs w:val="0"/>
+          <w:i w:val="0"/>
+          <w:iCs w:val="0"/>
+          <w:smallCaps w:val="0"/>
+          <w:strike w:val="0"/>
+          <w:color w:val="000000"/>
+          <w:sz w:val="22"/>
+          <w:szCs w:val="22"/>
+          <w:u w:val="none"/>
+          <w:shd w:fill="auto" w:val="clear"/>
+          <w:vertAlign w:val="baseline"/>
+          <w:rtl w:val="0"/>
+        </w:rPr>
+        <w:t xml:space="preserve">. debe considerar los siguientes puntos:</w:t>
       </w:r>
     </w:p>
     <w:p>
@@ -839,10 +864,52 @@
     </w:p>
     <w:p>
       <w:pPr>
+        <w:spacing w:after="240" w:before="240" w:lineRule="auto"/>
+        <w:rPr/>
+      </w:pPr>
+      <w:r>
+        <w:rPr>
+          <w:rtl w:val="0"/>
+        </w:rPr>
+        <w:t xml:space="preserve">Actualmente, los estudiantes de Duoc UC utilizan canales informales, principalmente grupos masivos de WhatsApp y otros medios de comunicación, para ofrecer y buscar productos y servicios entre integrantes de la comunidad estudiantil. Estos espacios permiten realizar transacciones de manera rápida, pero no fueron diseñados como plataformas de compraventa y carecen de mecanismos especializados de organización, búsqueda, moderación, reputación y control.</w:t>
+      </w:r>
+    </w:p>
+    <w:p>
+      <w:pPr>
+        <w:spacing w:after="240" w:before="240" w:lineRule="auto"/>
+        <w:rPr/>
+      </w:pPr>
+      <w:r>
+        <w:rPr>
+          <w:rtl w:val="0"/>
+        </w:rPr>
+        <w:t xml:space="preserve">En este contexto surge la necesidad de contar con una plataforma orientada específicamente a la comunidad Duoc UC, que permita centralizar la publicación y búsqueda de productos y servicios, facilitando la comunicación entre estudiantes y entregando mayores mecanismos de seguridad y administración.</w:t>
+      </w:r>
+    </w:p>
+    <w:p>
+      <w:pPr>
+        <w:rPr>
+          <w:rFonts w:ascii="Verdana" w:cs="Verdana" w:eastAsia="Verdana" w:hAnsi="Verdana"/>
+          <w:b w:val="1"/>
+          <w:bCs w:val="1"/>
+        </w:rPr>
+      </w:pPr>
+      <w:r>
+        <w:rPr>
+          <w:rFonts w:ascii="Verdana" w:cs="Verdana" w:eastAsia="Verdana" w:hAnsi="Verdana"/>
+          <w:b w:val="1"/>
+          <w:bCs w:val="1"/>
+          <w:rtl w:val="0"/>
+        </w:rPr>
+        <w:t xml:space="preserve">Procesos de Negocio</w:t>
+      </w:r>
+    </w:p>
+    <w:p>
+      <w:pPr>
         <w:tabs>
           <w:tab w:val="left" w:leader="none" w:pos="2268"/>
         </w:tabs>
-        <w:spacing w:before="120" w:lineRule="auto"/>
+        <w:spacing w:after="240" w:before="240" w:lineRule="auto"/>
         <w:jc w:val="both"/>
         <w:rPr/>
       </w:pPr>
@@ -850,25 +917,7 @@
         <w:rPr>
           <w:rtl w:val="0"/>
         </w:rPr>
-        <w:t xml:space="preserve">Descripción del contexto que se relaciona con la problemática o necesidad del proyecto</w:t>
-      </w:r>
-    </w:p>
-    <w:p>
-      <w:pPr>
-        <w:rPr>
-          <w:rFonts w:ascii="Verdana" w:cs="Verdana" w:eastAsia="Verdana" w:hAnsi="Verdana"/>
-          <w:b w:val="1"/>
-          <w:bCs w:val="1"/>
-        </w:rPr>
-      </w:pPr>
-      <w:r>
-        <w:rPr>
-          <w:rFonts w:ascii="Verdana" w:cs="Verdana" w:eastAsia="Verdana" w:hAnsi="Verdana"/>
-          <w:b w:val="1"/>
-          <w:bCs w:val="1"/>
-          <w:rtl w:val="0"/>
-        </w:rPr>
-        <w:t xml:space="preserve">Procesos de Negocio</w:t>
+        <w:t xml:space="preserve">Actualmente, el proceso de compraventa entre estudiantes se realiza de manera informal. Un estudiante publica un producto o servicio en un grupo de mensajería, los demás usuarios revisan manualmente los mensajes y, si alguno está interesado, contacta directamente al vendedor para solicitar información adicional y coordinar la transacción.</w:t>
       </w:r>
     </w:p>
     <w:p>
@@ -876,7 +925,7 @@
         <w:tabs>
           <w:tab w:val="left" w:leader="none" w:pos="2268"/>
         </w:tabs>
-        <w:spacing w:before="120" w:lineRule="auto"/>
+        <w:spacing w:after="240" w:before="240" w:lineRule="auto"/>
         <w:jc w:val="both"/>
         <w:rPr/>
       </w:pPr>
@@ -884,7 +933,39 @@
         <w:rPr>
           <w:rtl w:val="0"/>
         </w:rPr>
-        <w:t xml:space="preserve">Descripción de la empresa y el proceso de negocio, es decir, como actualmente trabaja la empresa y como se relaciona con la problemática o necesidad descrita en el punto anterior.</w:t>
+        <w:t xml:space="preserve">Este proceso no cuenta con un catálogo estructurado, filtros de búsqueda, clasificación por categorías o ubicación, historial organizado de publicaciones, sistema de favoritos, reputación de usuarios ni herramientas centralizadas para reportar situaciones problemáticas.</w:t>
+      </w:r>
+    </w:p>
+    <w:p>
+      <w:pPr>
+        <w:tabs>
+          <w:tab w:val="left" w:leader="none" w:pos="2268"/>
+        </w:tabs>
+        <w:spacing w:after="240" w:before="240" w:lineRule="auto"/>
+        <w:jc w:val="both"/>
+        <w:rPr/>
+      </w:pPr>
+      <w:r>
+        <w:rPr>
+          <w:rtl w:val="0"/>
+        </w:rPr>
+        <w:t xml:space="preserve">Además, la comunicación, publicación y coordinación de las transacciones se encuentran distribuidas entre diferentes conversaciones y grupos, dificultando el seguimiento de la información.</w:t>
+      </w:r>
+    </w:p>
+    <w:p>
+      <w:pPr>
+        <w:tabs>
+          <w:tab w:val="left" w:leader="none" w:pos="2268"/>
+        </w:tabs>
+        <w:spacing w:after="240" w:before="240" w:lineRule="auto"/>
+        <w:jc w:val="both"/>
+        <w:rPr/>
+      </w:pPr>
+      <w:r>
+        <w:rPr>
+          <w:rtl w:val="0"/>
+        </w:rPr>
+        <w:t xml:space="preserve">El proyecto busca transformar este proceso informal en un flujo digital organizado, donde los estudiantes puedan publicar, buscar, filtrar y gestionar productos o servicios dentro de una plataforma, manteniendo la comunicación entre comprador y vendedor y agregando funcionalidades de administración y moderación.</w:t>
       </w:r>
     </w:p>
     <w:p>
@@ -945,7 +1026,7 @@
         <w:tabs>
           <w:tab w:val="left" w:leader="none" w:pos="2268"/>
         </w:tabs>
-        <w:spacing w:before="120" w:lineRule="auto"/>
+        <w:spacing w:after="240" w:before="240" w:lineRule="auto"/>
         <w:jc w:val="both"/>
         <w:rPr/>
       </w:pPr>
@@ -953,7 +1034,39 @@
         <w:rPr>
           <w:rtl w:val="0"/>
         </w:rPr>
-        <w:t xml:space="preserve">Descripción del problema que su proyecto solucionará. </w:t>
+        <w:t xml:space="preserve">El proceso actual de compraventa entre estudiantes se realiza principalmente mediante canales de comunicación que no fueron diseñados para este propósito, provocando desorganización, dificultad para encontrar publicaciones antiguas, falta de filtros y ausencia de mecanismos especializados de control.</w:t>
+      </w:r>
+    </w:p>
+    <w:p>
+      <w:pPr>
+        <w:tabs>
+          <w:tab w:val="left" w:leader="none" w:pos="2268"/>
+        </w:tabs>
+        <w:spacing w:after="240" w:before="240" w:lineRule="auto"/>
+        <w:jc w:val="both"/>
+        <w:rPr/>
+      </w:pPr>
+      <w:r>
+        <w:rPr>
+          <w:rtl w:val="0"/>
+        </w:rPr>
+        <w:t xml:space="preserve">Además, existen riesgos asociados a publicaciones indebidas, usuarios con comportamientos inapropiados, poca trazabilidad de reportes y dificultad para administrar el contenido generado.</w:t>
+      </w:r>
+    </w:p>
+    <w:p>
+      <w:pPr>
+        <w:tabs>
+          <w:tab w:val="left" w:leader="none" w:pos="2268"/>
+        </w:tabs>
+        <w:spacing w:after="240" w:before="240" w:lineRule="auto"/>
+        <w:jc w:val="both"/>
+        <w:rPr/>
+      </w:pPr>
+      <w:r>
+        <w:rPr>
+          <w:rtl w:val="0"/>
+        </w:rPr>
+        <w:t xml:space="preserve">Como consecuencia, los estudiantes no disponen de un espacio centralizado, organizado y orientado específicamente a facilitar la compraventa de productos y servicios dentro de la comunidad Duoc UC.</w:t>
       </w:r>
     </w:p>
     <w:p>
@@ -1014,7 +1127,7 @@
         <w:tabs>
           <w:tab w:val="left" w:leader="none" w:pos="2268"/>
         </w:tabs>
-        <w:spacing w:before="120" w:lineRule="auto"/>
+        <w:spacing w:after="240" w:before="240" w:lineRule="auto"/>
         <w:jc w:val="both"/>
         <w:rPr/>
       </w:pPr>
@@ -1022,7 +1135,69 @@
         <w:rPr>
           <w:rtl w:val="0"/>
         </w:rPr>
-        <w:t xml:space="preserve">Descripción de lo que se necesita desarrollar para dar solución a la problemática planteada en los dos puntos anteriores.</w:t>
+        <w:t xml:space="preserve">Se propone desarrollar </w:t>
+      </w:r>
+      <w:r>
+        <w:rPr>
+          <w:b w:val="1"/>
+          <w:bCs w:val="1"/>
+          <w:rtl w:val="0"/>
+        </w:rPr>
+        <w:t xml:space="preserve">Pasa el Dato Duoc</w:t>
+      </w:r>
+      <w:r>
+        <w:rPr>
+          <w:rtl w:val="0"/>
+        </w:rPr>
+        <w:t xml:space="preserve">, una solución de software compuesta por una plataforma web y una aplicación móvil orientada a la compraventa de productos y servicios entre estudiantes de Duoc UC.</w:t>
+      </w:r>
+    </w:p>
+    <w:p>
+      <w:pPr>
+        <w:tabs>
+          <w:tab w:val="left" w:leader="none" w:pos="2268"/>
+        </w:tabs>
+        <w:spacing w:after="240" w:before="240" w:lineRule="auto"/>
+        <w:jc w:val="both"/>
+        <w:rPr/>
+      </w:pPr>
+      <w:r>
+        <w:rPr>
+          <w:rtl w:val="0"/>
+        </w:rPr>
+        <w:t xml:space="preserve">La solución permitirá registrar y autenticar usuarios mediante correo institucional, gestionar publicaciones, buscar y filtrar productos o servicios, guardar favoritos, comunicarse mediante chat en tiempo real, utilizar geolocalización, reportar usuarios y publicaciones, recibir notificaciones y calificar la experiencia entre compradores y vendedores.</w:t>
+      </w:r>
+    </w:p>
+    <w:p>
+      <w:pPr>
+        <w:tabs>
+          <w:tab w:val="left" w:leader="none" w:pos="2268"/>
+        </w:tabs>
+        <w:spacing w:after="240" w:before="240" w:lineRule="auto"/>
+        <w:jc w:val="both"/>
+        <w:rPr/>
+      </w:pPr>
+      <w:r>
+        <w:rPr>
+          <w:rtl w:val="0"/>
+        </w:rPr>
+        <w:t xml:space="preserve">Además, se dispondrá de funcionalidades administrativas para la gestión de usuarios, reportes, categorías, tipos de venta, publicidad y métricas generales del sistema.</w:t>
+      </w:r>
+    </w:p>
+    <w:p>
+      <w:pPr>
+        <w:tabs>
+          <w:tab w:val="left" w:leader="none" w:pos="2268"/>
+        </w:tabs>
+        <w:spacing w:after="240" w:before="240" w:lineRule="auto"/>
+        <w:jc w:val="both"/>
+        <w:rPr/>
+      </w:pPr>
+      <w:r>
+        <w:rPr>
+          <w:rtl w:val="0"/>
+        </w:rPr>
+        <w:t xml:space="preserve">La plataforma contará con una arquitectura por capas, un backend central mediante API REST y comunicación WebSocket para el chat en tiempo real. La información principal será almacenada en una base de datos relacional, mientras que las conversaciones y mensajes utilizarán una base de datos NoSQL.</w:t>
       </w:r>
     </w:p>
     <w:p>
@@ -1032,33 +1207,710 @@
         </w:tabs>
         <w:spacing w:before="120" w:lineRule="auto"/>
         <w:jc w:val="both"/>
+        <w:rPr/>
+      </w:pPr>
+      <w:r>
         <w:rPr>
           <w:b w:val="1"/>
           <w:bCs w:val="1"/>
-        </w:rPr>
-      </w:pPr>
-      <w:r>
+          <w:rtl w:val="0"/>
+        </w:rPr>
+        <w:t xml:space="preserve">Requerimientos</w:t>
+      </w:r>
+      <w:r>
+        <w:rPr>
+          <w:rtl w:val="0"/>
+        </w:rPr>
+      </w:r>
+    </w:p>
+    <w:p>
+      <w:pPr>
+        <w:numPr>
+          <w:ilvl w:val="0"/>
+          <w:numId w:val="2"/>
+        </w:numPr>
+        <w:tabs>
+          <w:tab w:val="left" w:leader="none" w:pos="2268"/>
+        </w:tabs>
+        <w:spacing w:before="120" w:lineRule="auto"/>
+        <w:ind w:left="720" w:hanging="360"/>
+        <w:jc w:val="both"/>
         <w:rPr>
           <w:b w:val="1"/>
           <w:bCs w:val="1"/>
-          <w:rtl w:val="0"/>
-        </w:rPr>
-        <w:t xml:space="preserve">Requerimientos</w:t>
-      </w:r>
-    </w:p>
-    <w:p>
-      <w:pPr>
-        <w:jc w:val="both"/>
-        <w:rPr>
-          <w:color w:val="00000a"/>
-        </w:rPr>
-      </w:pPr>
-      <w:r>
-        <w:rPr>
-          <w:color w:val="00000a"/>
-          <w:rtl w:val="0"/>
-        </w:rPr>
-        <w:t xml:space="preserve">Listados con todos los requerimientos funcionales y no funcionales.</w:t>
+          <w:u w:val="none"/>
+        </w:rPr>
+      </w:pPr>
+      <w:r>
+        <w:rPr>
+          <w:b w:val="1"/>
+          <w:bCs w:val="1"/>
+          <w:rtl w:val="0"/>
+        </w:rPr>
+        <w:t xml:space="preserve">Requerimientos funcionales</w:t>
+      </w:r>
+    </w:p>
+    <w:p>
+      <w:pPr>
+        <w:tabs>
+          <w:tab w:val="left" w:leader="none" w:pos="2268"/>
+        </w:tabs>
+        <w:spacing w:before="120" w:lineRule="auto"/>
+        <w:ind w:left="1440" w:firstLine="0"/>
+        <w:jc w:val="both"/>
+        <w:rPr/>
+      </w:pPr>
+      <w:r>
+        <w:rPr>
+          <w:rtl w:val="0"/>
+        </w:rPr>
+        <w:t xml:space="preserve">R.1 Autentificar</w:t>
+      </w:r>
+    </w:p>
+    <w:p>
+      <w:pPr>
+        <w:tabs>
+          <w:tab w:val="left" w:leader="none" w:pos="2268"/>
+        </w:tabs>
+        <w:spacing w:before="120" w:lineRule="auto"/>
+        <w:ind w:left="1440" w:firstLine="0"/>
+        <w:jc w:val="both"/>
+        <w:rPr/>
+      </w:pPr>
+      <w:r>
+        <w:rPr>
+          <w:rtl w:val="0"/>
+        </w:rPr>
+        <w:t xml:space="preserve">R.2 Gestión de usuarios</w:t>
+      </w:r>
+    </w:p>
+    <w:p>
+      <w:pPr>
+        <w:tabs>
+          <w:tab w:val="left" w:leader="none" w:pos="2268"/>
+        </w:tabs>
+        <w:spacing w:before="120" w:lineRule="auto"/>
+        <w:ind w:left="1440" w:firstLine="0"/>
+        <w:jc w:val="both"/>
+        <w:rPr/>
+      </w:pPr>
+      <w:r>
+        <w:rPr>
+          <w:rtl w:val="0"/>
+        </w:rPr>
+        <w:t xml:space="preserve">R.3 Gestión de publicaciones</w:t>
+      </w:r>
+    </w:p>
+    <w:p>
+      <w:pPr>
+        <w:tabs>
+          <w:tab w:val="left" w:leader="none" w:pos="2268"/>
+        </w:tabs>
+        <w:spacing w:before="120" w:lineRule="auto"/>
+        <w:ind w:left="1440" w:firstLine="0"/>
+        <w:jc w:val="both"/>
+        <w:rPr/>
+      </w:pPr>
+      <w:r>
+        <w:rPr>
+          <w:rtl w:val="0"/>
+        </w:rPr>
+        <w:t xml:space="preserve">R.4 Reportar publicación</w:t>
+      </w:r>
+    </w:p>
+    <w:p>
+      <w:pPr>
+        <w:tabs>
+          <w:tab w:val="left" w:leader="none" w:pos="2268"/>
+        </w:tabs>
+        <w:spacing w:before="120" w:lineRule="auto"/>
+        <w:ind w:left="1440" w:firstLine="0"/>
+        <w:jc w:val="both"/>
+        <w:rPr/>
+      </w:pPr>
+      <w:r>
+        <w:rPr>
+          <w:rtl w:val="0"/>
+        </w:rPr>
+        <w:t xml:space="preserve">R.5 Reportar usuario</w:t>
+      </w:r>
+    </w:p>
+    <w:p>
+      <w:pPr>
+        <w:tabs>
+          <w:tab w:val="left" w:leader="none" w:pos="2268"/>
+        </w:tabs>
+        <w:spacing w:before="120" w:lineRule="auto"/>
+        <w:ind w:left="1440" w:firstLine="0"/>
+        <w:jc w:val="both"/>
+        <w:rPr/>
+      </w:pPr>
+      <w:r>
+        <w:rPr>
+          <w:rtl w:val="0"/>
+        </w:rPr>
+        <w:t xml:space="preserve">R.6 Gestión de reportes de usuario</w:t>
+      </w:r>
+    </w:p>
+    <w:p>
+      <w:pPr>
+        <w:tabs>
+          <w:tab w:val="left" w:leader="none" w:pos="2268"/>
+        </w:tabs>
+        <w:spacing w:before="120" w:lineRule="auto"/>
+        <w:ind w:left="1440" w:firstLine="0"/>
+        <w:jc w:val="both"/>
+        <w:rPr/>
+      </w:pPr>
+      <w:r>
+        <w:rPr>
+          <w:rtl w:val="0"/>
+        </w:rPr>
+        <w:t xml:space="preserve">R.7 Gestión de reportes de publicación</w:t>
+      </w:r>
+    </w:p>
+    <w:p>
+      <w:pPr>
+        <w:tabs>
+          <w:tab w:val="left" w:leader="none" w:pos="2268"/>
+        </w:tabs>
+        <w:spacing w:before="120" w:lineRule="auto"/>
+        <w:ind w:left="1440" w:firstLine="0"/>
+        <w:jc w:val="both"/>
+        <w:rPr/>
+      </w:pPr>
+      <w:r>
+        <w:rPr>
+          <w:rtl w:val="0"/>
+        </w:rPr>
+        <w:t xml:space="preserve">R.8 Gestión de publicidad</w:t>
+      </w:r>
+    </w:p>
+    <w:p>
+      <w:pPr>
+        <w:tabs>
+          <w:tab w:val="left" w:leader="none" w:pos="2268"/>
+        </w:tabs>
+        <w:spacing w:before="120" w:lineRule="auto"/>
+        <w:ind w:left="1440" w:firstLine="0"/>
+        <w:jc w:val="both"/>
+        <w:rPr/>
+      </w:pPr>
+      <w:r>
+        <w:rPr>
+          <w:rtl w:val="0"/>
+        </w:rPr>
+        <w:t xml:space="preserve">R.9 Búsqueda y filtrado</w:t>
+      </w:r>
+    </w:p>
+    <w:p>
+      <w:pPr>
+        <w:tabs>
+          <w:tab w:val="left" w:leader="none" w:pos="2268"/>
+        </w:tabs>
+        <w:spacing w:before="120" w:lineRule="auto"/>
+        <w:ind w:left="1440" w:firstLine="0"/>
+        <w:jc w:val="both"/>
+        <w:rPr/>
+      </w:pPr>
+      <w:r>
+        <w:rPr>
+          <w:rtl w:val="0"/>
+        </w:rPr>
+        <w:t xml:space="preserve">R.10 Comunicación por chat</w:t>
+      </w:r>
+    </w:p>
+    <w:p>
+      <w:pPr>
+        <w:tabs>
+          <w:tab w:val="left" w:leader="none" w:pos="2268"/>
+        </w:tabs>
+        <w:spacing w:before="120" w:lineRule="auto"/>
+        <w:ind w:left="1440" w:firstLine="0"/>
+        <w:jc w:val="both"/>
+        <w:rPr/>
+      </w:pPr>
+      <w:r>
+        <w:rPr>
+          <w:rtl w:val="0"/>
+        </w:rPr>
+        <w:t xml:space="preserve">R.11 Geolocalización</w:t>
+      </w:r>
+    </w:p>
+    <w:p>
+      <w:pPr>
+        <w:tabs>
+          <w:tab w:val="left" w:leader="none" w:pos="2268"/>
+        </w:tabs>
+        <w:spacing w:before="120" w:lineRule="auto"/>
+        <w:ind w:left="1440" w:firstLine="0"/>
+        <w:jc w:val="both"/>
+        <w:rPr/>
+      </w:pPr>
+      <w:r>
+        <w:rPr>
+          <w:rtl w:val="0"/>
+        </w:rPr>
+        <w:t xml:space="preserve">R.12 Gestión de favoritos</w:t>
+      </w:r>
+    </w:p>
+    <w:p>
+      <w:pPr>
+        <w:tabs>
+          <w:tab w:val="left" w:leader="none" w:pos="2268"/>
+        </w:tabs>
+        <w:spacing w:before="120" w:lineRule="auto"/>
+        <w:ind w:left="1440" w:firstLine="0"/>
+        <w:jc w:val="both"/>
+        <w:rPr/>
+      </w:pPr>
+      <w:r>
+        <w:rPr>
+          <w:rtl w:val="0"/>
+        </w:rPr>
+        <w:t xml:space="preserve">R.13 Gestión de calificaciones</w:t>
+      </w:r>
+    </w:p>
+    <w:p>
+      <w:pPr>
+        <w:tabs>
+          <w:tab w:val="left" w:leader="none" w:pos="2268"/>
+        </w:tabs>
+        <w:spacing w:before="120" w:lineRule="auto"/>
+        <w:ind w:left="1440" w:firstLine="0"/>
+        <w:jc w:val="both"/>
+        <w:rPr/>
+      </w:pPr>
+      <w:r>
+        <w:rPr>
+          <w:rtl w:val="0"/>
+        </w:rPr>
+        <w:t xml:space="preserve">R.14 Notificaciones</w:t>
+      </w:r>
+    </w:p>
+    <w:p>
+      <w:pPr>
+        <w:tabs>
+          <w:tab w:val="left" w:leader="none" w:pos="2268"/>
+        </w:tabs>
+        <w:spacing w:before="120" w:lineRule="auto"/>
+        <w:ind w:left="1440" w:firstLine="0"/>
+        <w:jc w:val="both"/>
+        <w:rPr/>
+      </w:pPr>
+      <w:r>
+        <w:rPr>
+          <w:rtl w:val="0"/>
+        </w:rPr>
+        <w:t xml:space="preserve">R.15 Moderación de contenido</w:t>
+      </w:r>
+    </w:p>
+    <w:p>
+      <w:pPr>
+        <w:tabs>
+          <w:tab w:val="left" w:leader="none" w:pos="2268"/>
+        </w:tabs>
+        <w:spacing w:before="120" w:lineRule="auto"/>
+        <w:ind w:left="1440" w:firstLine="0"/>
+        <w:jc w:val="both"/>
+        <w:rPr/>
+      </w:pPr>
+      <w:r>
+        <w:rPr>
+          <w:rtl w:val="0"/>
+        </w:rPr>
+        <w:t xml:space="preserve">R.16 Sugerencia inteligente de precios por IA</w:t>
+      </w:r>
+    </w:p>
+    <w:p>
+      <w:pPr>
+        <w:tabs>
+          <w:tab w:val="left" w:leader="none" w:pos="2268"/>
+        </w:tabs>
+        <w:spacing w:before="120" w:lineRule="auto"/>
+        <w:ind w:left="1440" w:firstLine="0"/>
+        <w:jc w:val="both"/>
+        <w:rPr/>
+      </w:pPr>
+      <w:r>
+        <w:rPr>
+          <w:rtl w:val="0"/>
+        </w:rPr>
+        <w:t xml:space="preserve">R.17 Recomendación personalizada de productos por IA</w:t>
+      </w:r>
+    </w:p>
+    <w:p>
+      <w:pPr>
+        <w:tabs>
+          <w:tab w:val="left" w:leader="none" w:pos="2268"/>
+        </w:tabs>
+        <w:spacing w:before="120" w:lineRule="auto"/>
+        <w:ind w:left="1440" w:firstLine="0"/>
+        <w:jc w:val="both"/>
+        <w:rPr/>
+      </w:pPr>
+      <w:r>
+        <w:rPr>
+          <w:rtl w:val="0"/>
+        </w:rPr>
+        <w:t xml:space="preserve">R.26 Estados de publicación</w:t>
+      </w:r>
+    </w:p>
+    <w:p>
+      <w:pPr>
+        <w:tabs>
+          <w:tab w:val="left" w:leader="none" w:pos="2268"/>
+        </w:tabs>
+        <w:spacing w:before="120" w:lineRule="auto"/>
+        <w:ind w:left="1440" w:firstLine="0"/>
+        <w:jc w:val="both"/>
+        <w:rPr/>
+      </w:pPr>
+      <w:r>
+        <w:rPr>
+          <w:rtl w:val="0"/>
+        </w:rPr>
+        <w:t xml:space="preserve">R.27 Captura y carga de imagenes</w:t>
+      </w:r>
+    </w:p>
+    <w:p>
+      <w:pPr>
+        <w:tabs>
+          <w:tab w:val="left" w:leader="none" w:pos="2268"/>
+        </w:tabs>
+        <w:spacing w:before="120" w:lineRule="auto"/>
+        <w:ind w:left="1440" w:firstLine="0"/>
+        <w:jc w:val="both"/>
+        <w:rPr/>
+      </w:pPr>
+      <w:r>
+        <w:rPr>
+          <w:rtl w:val="0"/>
+        </w:rPr>
+        <w:t xml:space="preserve">R.30 Gestión multisede</w:t>
+      </w:r>
+    </w:p>
+    <w:p>
+      <w:pPr>
+        <w:tabs>
+          <w:tab w:val="left" w:leader="none" w:pos="2268"/>
+        </w:tabs>
+        <w:spacing w:before="120" w:lineRule="auto"/>
+        <w:ind w:left="1440" w:firstLine="0"/>
+        <w:jc w:val="both"/>
+        <w:rPr/>
+      </w:pPr>
+      <w:r>
+        <w:rPr>
+          <w:rtl w:val="0"/>
+        </w:rPr>
+        <w:t xml:space="preserve">R.31 Gestión de categorías de productos/servicios</w:t>
+      </w:r>
+    </w:p>
+    <w:p>
+      <w:pPr>
+        <w:tabs>
+          <w:tab w:val="left" w:leader="none" w:pos="2268"/>
+        </w:tabs>
+        <w:spacing w:before="120" w:lineRule="auto"/>
+        <w:ind w:left="1440" w:firstLine="0"/>
+        <w:jc w:val="both"/>
+        <w:rPr/>
+      </w:pPr>
+      <w:r>
+        <w:rPr>
+          <w:rtl w:val="0"/>
+        </w:rPr>
+        <w:t xml:space="preserve">R.32 Gestión de tipos de venta</w:t>
+      </w:r>
+    </w:p>
+    <w:p>
+      <w:pPr>
+        <w:tabs>
+          <w:tab w:val="left" w:leader="none" w:pos="2268"/>
+        </w:tabs>
+        <w:spacing w:before="120" w:lineRule="auto"/>
+        <w:ind w:left="1440" w:firstLine="0"/>
+        <w:jc w:val="both"/>
+        <w:rPr/>
+      </w:pPr>
+      <w:r>
+        <w:rPr>
+          <w:rtl w:val="0"/>
+        </w:rPr>
+        <w:t xml:space="preserve">R.34 Dashboard administrativo con métricas</w:t>
+      </w:r>
+    </w:p>
+    <w:p>
+      <w:pPr>
+        <w:tabs>
+          <w:tab w:val="left" w:leader="none" w:pos="2268"/>
+        </w:tabs>
+        <w:spacing w:before="120" w:lineRule="auto"/>
+        <w:ind w:left="1440" w:firstLine="0"/>
+        <w:jc w:val="both"/>
+        <w:rPr/>
+      </w:pPr>
+      <w:r>
+        <w:rPr>
+          <w:rtl w:val="0"/>
+        </w:rPr>
+        <w:t xml:space="preserve">R.35 Términos de servicio y política de privacidad</w:t>
+      </w:r>
+    </w:p>
+    <w:p>
+      <w:pPr>
+        <w:tabs>
+          <w:tab w:val="left" w:leader="none" w:pos="2268"/>
+        </w:tabs>
+        <w:spacing w:before="120" w:lineRule="auto"/>
+        <w:ind w:left="1440" w:firstLine="0"/>
+        <w:jc w:val="both"/>
+        <w:rPr/>
+      </w:pPr>
+      <w:r>
+        <w:rPr>
+          <w:rtl w:val="0"/>
+        </w:rPr>
+        <w:t xml:space="preserve">R.36 Recuperación de contraseña</w:t>
+      </w:r>
+    </w:p>
+    <w:p>
+      <w:pPr>
+        <w:tabs>
+          <w:tab w:val="left" w:leader="none" w:pos="2268"/>
+        </w:tabs>
+        <w:spacing w:before="120" w:lineRule="auto"/>
+        <w:ind w:left="1440" w:firstLine="0"/>
+        <w:jc w:val="both"/>
+        <w:rPr>
+          <w:b w:val="1"/>
+          <w:bCs w:val="1"/>
+        </w:rPr>
+      </w:pPr>
+      <w:r>
+        <w:rPr>
+          <w:rtl w:val="0"/>
+        </w:rPr>
+      </w:r>
+    </w:p>
+    <w:p>
+      <w:pPr>
+        <w:numPr>
+          <w:ilvl w:val="0"/>
+          <w:numId w:val="2"/>
+        </w:numPr>
+        <w:tabs>
+          <w:tab w:val="left" w:leader="none" w:pos="2268"/>
+        </w:tabs>
+        <w:spacing w:before="120" w:lineRule="auto"/>
+        <w:ind w:left="720" w:hanging="360"/>
+        <w:jc w:val="both"/>
+        <w:rPr>
+          <w:b w:val="1"/>
+          <w:bCs w:val="1"/>
+          <w:u w:val="none"/>
+        </w:rPr>
+      </w:pPr>
+      <w:r>
+        <w:rPr>
+          <w:b w:val="1"/>
+          <w:bCs w:val="1"/>
+          <w:rtl w:val="0"/>
+        </w:rPr>
+        <w:t xml:space="preserve">Requerimientos no funcionales</w:t>
+      </w:r>
+    </w:p>
+    <w:p>
+      <w:pPr>
+        <w:tabs>
+          <w:tab w:val="left" w:leader="none" w:pos="2268"/>
+        </w:tabs>
+        <w:spacing w:before="120" w:lineRule="auto"/>
+        <w:ind w:left="1440" w:firstLine="0"/>
+        <w:jc w:val="both"/>
+        <w:rPr/>
+      </w:pPr>
+      <w:r>
+        <w:rPr>
+          <w:rtl w:val="0"/>
+        </w:rPr>
+        <w:t xml:space="preserve">R.18 Ecosistema multiplataforma</w:t>
+      </w:r>
+    </w:p>
+    <w:p>
+      <w:pPr>
+        <w:tabs>
+          <w:tab w:val="left" w:leader="none" w:pos="2268"/>
+        </w:tabs>
+        <w:spacing w:before="120" w:lineRule="auto"/>
+        <w:ind w:left="1440" w:firstLine="0"/>
+        <w:jc w:val="both"/>
+        <w:rPr/>
+      </w:pPr>
+      <w:r>
+        <w:rPr>
+          <w:rtl w:val="0"/>
+        </w:rPr>
+        <w:t xml:space="preserve">R.19 Persistencia relacional</w:t>
+      </w:r>
+    </w:p>
+    <w:p>
+      <w:pPr>
+        <w:tabs>
+          <w:tab w:val="left" w:leader="none" w:pos="2268"/>
+        </w:tabs>
+        <w:spacing w:before="120" w:lineRule="auto"/>
+        <w:ind w:left="1440" w:firstLine="0"/>
+        <w:jc w:val="both"/>
+        <w:rPr/>
+      </w:pPr>
+      <w:r>
+        <w:rPr>
+          <w:rtl w:val="0"/>
+        </w:rPr>
+        <w:t xml:space="preserve">R.20 Persistencia de mensajería</w:t>
+      </w:r>
+    </w:p>
+    <w:p>
+      <w:pPr>
+        <w:tabs>
+          <w:tab w:val="left" w:leader="none" w:pos="2268"/>
+        </w:tabs>
+        <w:spacing w:before="120" w:lineRule="auto"/>
+        <w:ind w:left="1440" w:firstLine="0"/>
+        <w:jc w:val="both"/>
+        <w:rPr/>
+      </w:pPr>
+      <w:r>
+        <w:rPr>
+          <w:rtl w:val="0"/>
+        </w:rPr>
+        <w:t xml:space="preserve">R.21 Protocolo de comunicación</w:t>
+      </w:r>
+    </w:p>
+    <w:p>
+      <w:pPr>
+        <w:tabs>
+          <w:tab w:val="left" w:leader="none" w:pos="2268"/>
+        </w:tabs>
+        <w:spacing w:before="120" w:lineRule="auto"/>
+        <w:ind w:left="1440" w:firstLine="0"/>
+        <w:jc w:val="both"/>
+        <w:rPr/>
+      </w:pPr>
+      <w:r>
+        <w:rPr>
+          <w:rtl w:val="0"/>
+        </w:rPr>
+        <w:t xml:space="preserve">R.22 Seguridad de acceso</w:t>
+      </w:r>
+    </w:p>
+    <w:p>
+      <w:pPr>
+        <w:tabs>
+          <w:tab w:val="left" w:leader="none" w:pos="2268"/>
+        </w:tabs>
+        <w:spacing w:before="120" w:lineRule="auto"/>
+        <w:ind w:left="1440" w:firstLine="0"/>
+        <w:jc w:val="both"/>
+        <w:rPr/>
+      </w:pPr>
+      <w:r>
+        <w:rPr>
+          <w:rtl w:val="0"/>
+        </w:rPr>
+        <w:t xml:space="preserve">R.23 El sistema debe ser responsivo</w:t>
+      </w:r>
+    </w:p>
+    <w:p>
+      <w:pPr>
+        <w:tabs>
+          <w:tab w:val="left" w:leader="none" w:pos="2268"/>
+        </w:tabs>
+        <w:spacing w:before="120" w:lineRule="auto"/>
+        <w:ind w:left="1440" w:firstLine="0"/>
+        <w:jc w:val="both"/>
+        <w:rPr/>
+      </w:pPr>
+      <w:r>
+        <w:rPr>
+          <w:rtl w:val="0"/>
+        </w:rPr>
+        <w:t xml:space="preserve">R.24 El sistema debe contar con colores amigables</w:t>
+      </w:r>
+    </w:p>
+    <w:p>
+      <w:pPr>
+        <w:tabs>
+          <w:tab w:val="left" w:leader="none" w:pos="2268"/>
+        </w:tabs>
+        <w:spacing w:before="120" w:lineRule="auto"/>
+        <w:ind w:left="1440" w:firstLine="0"/>
+        <w:jc w:val="both"/>
+        <w:rPr/>
+      </w:pPr>
+      <w:r>
+        <w:rPr>
+          <w:rtl w:val="0"/>
+        </w:rPr>
+        <w:t xml:space="preserve">R.25 El sistema debe estar siempre en funcionamiento</w:t>
+      </w:r>
+    </w:p>
+    <w:p>
+      <w:pPr>
+        <w:tabs>
+          <w:tab w:val="left" w:leader="none" w:pos="2268"/>
+        </w:tabs>
+        <w:spacing w:before="120" w:lineRule="auto"/>
+        <w:ind w:left="1440" w:firstLine="0"/>
+        <w:jc w:val="both"/>
+        <w:rPr/>
+      </w:pPr>
+      <w:r>
+        <w:rPr>
+          <w:rtl w:val="0"/>
+        </w:rPr>
+        <w:t xml:space="preserve">R.28 El sistema debe estar construido en modulos</w:t>
+      </w:r>
+    </w:p>
+    <w:p>
+      <w:pPr>
+        <w:tabs>
+          <w:tab w:val="left" w:leader="none" w:pos="2268"/>
+        </w:tabs>
+        <w:spacing w:before="120" w:lineRule="auto"/>
+        <w:ind w:left="1440" w:firstLine="0"/>
+        <w:jc w:val="both"/>
+        <w:rPr/>
+      </w:pPr>
+      <w:r>
+        <w:rPr>
+          <w:rtl w:val="0"/>
+        </w:rPr>
+        <w:t xml:space="preserve">R.29 El sistema debe entregar respuestas rápidamente</w:t>
+      </w:r>
+    </w:p>
+    <w:p>
+      <w:pPr>
+        <w:tabs>
+          <w:tab w:val="left" w:leader="none" w:pos="2268"/>
+        </w:tabs>
+        <w:spacing w:before="120" w:lineRule="auto"/>
+        <w:ind w:left="1440" w:firstLine="0"/>
+        <w:jc w:val="both"/>
+        <w:rPr/>
+      </w:pPr>
+      <w:r>
+        <w:rPr>
+          <w:rtl w:val="0"/>
+        </w:rPr>
+        <w:t xml:space="preserve">R.33 Auditoría y trazabilidad</w:t>
+      </w:r>
+      <w:r>
+        <w:rPr>
+          <w:rtl w:val="0"/>
+        </w:rPr>
       </w:r>
     </w:p>
     <w:p>
@@ -1131,10 +1983,24 @@
           <w:tblHeader w:val="0"/>
         </w:trPr>
         <w:tc>
-          <w:tcPr/>
-          <w:p>
-            <w:pPr>
-              <w:jc w:val="both"/>
+          <w:tcPr>
+            <w:tcBorders>
+              <w:top w:color="000000" w:space="0" w:sz="4" w:val="single"/>
+              <w:left w:color="000000" w:space="0" w:sz="4" w:val="single"/>
+              <w:bottom w:color="000000" w:space="0" w:sz="4" w:val="single"/>
+              <w:right w:color="000000" w:space="0" w:sz="4" w:val="single"/>
+            </w:tcBorders>
+            <w:tcMar>
+              <w:top w:w="100.0" w:type="dxa"/>
+              <w:left w:w="100.0" w:type="dxa"/>
+              <w:bottom w:w="100.0" w:type="dxa"/>
+              <w:right w:w="100.0" w:type="dxa"/>
+            </w:tcMar>
+            <w:vAlign w:val="top"/>
+          </w:tcPr>
+          <w:p>
+            <w:pPr>
+              <w:jc w:val="center"/>
               <w:rPr>
                 <w:b w:val="1"/>
                 <w:bCs w:val="1"/>
@@ -1148,15 +2014,29 @@
                 <w:color w:val="00000a"/>
                 <w:rtl w:val="0"/>
               </w:rPr>
-              <w:t xml:space="preserve">ID Caso de uso </w:t>
-            </w:r>
-          </w:p>
-        </w:tc>
-        <w:tc>
-          <w:tcPr/>
-          <w:p>
-            <w:pPr>
-              <w:jc w:val="both"/>
+              <w:t xml:space="preserve">ID Caso de uso</w:t>
+            </w:r>
+          </w:p>
+        </w:tc>
+        <w:tc>
+          <w:tcPr>
+            <w:tcBorders>
+              <w:top w:color="000000" w:space="0" w:sz="4" w:val="single"/>
+              <w:left w:color="000000" w:space="0" w:sz="4" w:val="single"/>
+              <w:bottom w:color="000000" w:space="0" w:sz="4" w:val="single"/>
+              <w:right w:color="000000" w:space="0" w:sz="4" w:val="single"/>
+            </w:tcBorders>
+            <w:tcMar>
+              <w:top w:w="100.0" w:type="dxa"/>
+              <w:left w:w="100.0" w:type="dxa"/>
+              <w:bottom w:w="100.0" w:type="dxa"/>
+              <w:right w:w="100.0" w:type="dxa"/>
+            </w:tcMar>
+            <w:vAlign w:val="top"/>
+          </w:tcPr>
+          <w:p>
+            <w:pPr>
+              <w:jc w:val="center"/>
               <w:rPr>
                 <w:b w:val="1"/>
                 <w:bCs w:val="1"/>
@@ -1175,10 +2055,24 @@
           </w:p>
         </w:tc>
         <w:tc>
-          <w:tcPr/>
-          <w:p>
-            <w:pPr>
-              <w:jc w:val="both"/>
+          <w:tcPr>
+            <w:tcBorders>
+              <w:top w:color="000000" w:space="0" w:sz="4" w:val="single"/>
+              <w:left w:color="000000" w:space="0" w:sz="4" w:val="single"/>
+              <w:bottom w:color="000000" w:space="0" w:sz="4" w:val="single"/>
+              <w:right w:color="000000" w:space="0" w:sz="4" w:val="single"/>
+            </w:tcBorders>
+            <w:tcMar>
+              <w:top w:w="100.0" w:type="dxa"/>
+              <w:left w:w="100.0" w:type="dxa"/>
+              <w:bottom w:w="100.0" w:type="dxa"/>
+              <w:right w:w="100.0" w:type="dxa"/>
+            </w:tcMar>
+            <w:vAlign w:val="top"/>
+          </w:tcPr>
+          <w:p>
+            <w:pPr>
+              <w:jc w:val="center"/>
               <w:rPr>
                 <w:b w:val="1"/>
                 <w:bCs w:val="1"/>
@@ -1197,10 +2091,24 @@
           </w:p>
         </w:tc>
         <w:tc>
-          <w:tcPr/>
-          <w:p>
-            <w:pPr>
-              <w:jc w:val="both"/>
+          <w:tcPr>
+            <w:tcBorders>
+              <w:top w:color="000000" w:space="0" w:sz="4" w:val="single"/>
+              <w:left w:color="000000" w:space="0" w:sz="4" w:val="single"/>
+              <w:bottom w:color="000000" w:space="0" w:sz="4" w:val="single"/>
+              <w:right w:color="000000" w:space="0" w:sz="4" w:val="single"/>
+            </w:tcBorders>
+            <w:tcMar>
+              <w:top w:w="100.0" w:type="dxa"/>
+              <w:left w:w="100.0" w:type="dxa"/>
+              <w:bottom w:w="100.0" w:type="dxa"/>
+              <w:right w:w="100.0" w:type="dxa"/>
+            </w:tcMar>
+            <w:vAlign w:val="top"/>
+          </w:tcPr>
+          <w:p>
+            <w:pPr>
+              <w:jc w:val="center"/>
               <w:rPr>
                 <w:b w:val="1"/>
                 <w:bCs w:val="1"/>
@@ -1225,74 +2133,130 @@
           <w:tblHeader w:val="0"/>
         </w:trPr>
         <w:tc>
-          <w:tcPr/>
-          <w:p>
-            <w:pPr>
-              <w:jc w:val="both"/>
-              <w:rPr>
-                <w:color w:val="00000a"/>
-              </w:rPr>
-            </w:pPr>
-            <w:r>
-              <w:rPr>
-                <w:color w:val="00000a"/>
-                <w:rtl w:val="0"/>
-              </w:rPr>
-              <w:t xml:space="preserve">CU01</w:t>
-            </w:r>
-          </w:p>
-        </w:tc>
-        <w:tc>
-          <w:tcPr/>
-          <w:p>
-            <w:pPr>
-              <w:jc w:val="both"/>
-              <w:rPr>
-                <w:color w:val="00000a"/>
-              </w:rPr>
-            </w:pPr>
-            <w:r>
-              <w:rPr>
-                <w:color w:val="00000a"/>
-                <w:rtl w:val="0"/>
-              </w:rPr>
-              <w:t xml:space="preserve">Mantenedor datos de usuarios</w:t>
-            </w:r>
-          </w:p>
-        </w:tc>
-        <w:tc>
-          <w:tcPr/>
-          <w:p>
-            <w:pPr>
-              <w:jc w:val="both"/>
-              <w:rPr>
-                <w:color w:val="00000a"/>
-              </w:rPr>
-            </w:pPr>
-            <w:r>
-              <w:rPr>
-                <w:color w:val="00000a"/>
-                <w:rtl w:val="0"/>
-              </w:rPr>
-              <w:t xml:space="preserve">Administrador</w:t>
-            </w:r>
-          </w:p>
-        </w:tc>
-        <w:tc>
-          <w:tcPr/>
-          <w:p>
-            <w:pPr>
-              <w:jc w:val="both"/>
-              <w:rPr>
-                <w:color w:val="00000a"/>
-              </w:rPr>
-            </w:pPr>
-            <w:r>
-              <w:rPr>
-                <w:color w:val="00000a"/>
-                <w:rtl w:val="0"/>
-              </w:rPr>
-              <w:t xml:space="preserve">Mantención-aplicación secundaria</w:t>
+          <w:tcPr>
+            <w:tcBorders>
+              <w:top w:color="000000" w:space="0" w:sz="4" w:val="single"/>
+              <w:left w:color="000000" w:space="0" w:sz="4" w:val="single"/>
+              <w:bottom w:color="000000" w:space="0" w:sz="4" w:val="single"/>
+              <w:right w:color="000000" w:space="0" w:sz="4" w:val="single"/>
+            </w:tcBorders>
+            <w:tcMar>
+              <w:top w:w="100.0" w:type="dxa"/>
+              <w:left w:w="100.0" w:type="dxa"/>
+              <w:bottom w:w="100.0" w:type="dxa"/>
+              <w:right w:w="100.0" w:type="dxa"/>
+            </w:tcMar>
+            <w:vAlign w:val="top"/>
+          </w:tcPr>
+          <w:p>
+            <w:pPr>
+              <w:jc w:val="both"/>
+              <w:rPr>
+                <w:color w:val="00000a"/>
+              </w:rPr>
+            </w:pPr>
+            <w:r>
+              <w:rPr>
+                <w:color w:val="00000a"/>
+                <w:rtl w:val="0"/>
+              </w:rPr>
+              <w:t xml:space="preserve">CU001</w:t>
+            </w:r>
+          </w:p>
+        </w:tc>
+        <w:tc>
+          <w:tcPr>
+            <w:tcBorders>
+              <w:top w:color="000000" w:space="0" w:sz="4" w:val="single"/>
+              <w:left w:color="000000" w:space="0" w:sz="4" w:val="single"/>
+              <w:bottom w:color="000000" w:space="0" w:sz="4" w:val="single"/>
+              <w:right w:color="000000" w:space="0" w:sz="4" w:val="single"/>
+            </w:tcBorders>
+            <w:tcMar>
+              <w:top w:w="100.0" w:type="dxa"/>
+              <w:left w:w="100.0" w:type="dxa"/>
+              <w:bottom w:w="100.0" w:type="dxa"/>
+              <w:right w:w="100.0" w:type="dxa"/>
+            </w:tcMar>
+            <w:vAlign w:val="top"/>
+          </w:tcPr>
+          <w:p>
+            <w:pPr>
+              <w:jc w:val="both"/>
+              <w:rPr>
+                <w:color w:val="00000a"/>
+              </w:rPr>
+            </w:pPr>
+            <w:r>
+              <w:rPr>
+                <w:color w:val="00000a"/>
+                <w:rtl w:val="0"/>
+              </w:rPr>
+              <w:t xml:space="preserve">Iniciar sesión en el sistema mediante las credenciales del usuario.</w:t>
+            </w:r>
+          </w:p>
+        </w:tc>
+        <w:tc>
+          <w:tcPr>
+            <w:tcBorders>
+              <w:top w:color="000000" w:space="0" w:sz="4" w:val="single"/>
+              <w:left w:color="000000" w:space="0" w:sz="4" w:val="single"/>
+              <w:bottom w:color="000000" w:space="0" w:sz="4" w:val="single"/>
+              <w:right w:color="000000" w:space="0" w:sz="4" w:val="single"/>
+            </w:tcBorders>
+            <w:tcMar>
+              <w:top w:w="100.0" w:type="dxa"/>
+              <w:left w:w="100.0" w:type="dxa"/>
+              <w:bottom w:w="100.0" w:type="dxa"/>
+              <w:right w:w="100.0" w:type="dxa"/>
+            </w:tcMar>
+            <w:vAlign w:val="top"/>
+          </w:tcPr>
+          <w:p>
+            <w:pPr>
+              <w:jc w:val="both"/>
+              <w:rPr>
+                <w:color w:val="00000a"/>
+              </w:rPr>
+            </w:pPr>
+            <w:r>
+              <w:rPr>
+                <w:color w:val="00000a"/>
+                <w:rtl w:val="0"/>
+              </w:rPr>
+              <w:t xml:space="preserve">Estudiante, Vendedor, Comprador, Administrador, Marca</w:t>
+            </w:r>
+          </w:p>
+        </w:tc>
+        <w:tc>
+          <w:tcPr>
+            <w:tcBorders>
+              <w:top w:color="000000" w:space="0" w:sz="4" w:val="single"/>
+              <w:left w:color="000000" w:space="0" w:sz="4" w:val="single"/>
+              <w:bottom w:color="000000" w:space="0" w:sz="4" w:val="single"/>
+              <w:right w:color="000000" w:space="0" w:sz="4" w:val="single"/>
+            </w:tcBorders>
+            <w:tcMar>
+              <w:top w:w="100.0" w:type="dxa"/>
+              <w:left w:w="100.0" w:type="dxa"/>
+              <w:bottom w:w="100.0" w:type="dxa"/>
+              <w:right w:w="100.0" w:type="dxa"/>
+            </w:tcMar>
+            <w:vAlign w:val="top"/>
+          </w:tcPr>
+          <w:p>
+            <w:pPr>
+              <w:jc w:val="both"/>
+              <w:rPr>
+                <w:color w:val="00000a"/>
+              </w:rPr>
+            </w:pPr>
+            <w:r>
+              <w:rPr>
+                <w:color w:val="00000a"/>
+                <w:rtl w:val="0"/>
+              </w:rPr>
+              <w:t xml:space="preserve">Negocio – aplicación principal</w:t>
             </w:r>
           </w:p>
         </w:tc>
@@ -1303,74 +2267,2676 @@
           <w:tblHeader w:val="0"/>
         </w:trPr>
         <w:tc>
-          <w:tcPr/>
-          <w:p>
-            <w:pPr>
-              <w:jc w:val="both"/>
-              <w:rPr>
-                <w:color w:val="00000a"/>
-              </w:rPr>
-            </w:pPr>
-            <w:r>
-              <w:rPr>
-                <w:color w:val="00000a"/>
-                <w:rtl w:val="0"/>
-              </w:rPr>
-              <w:t xml:space="preserve">CU02</w:t>
-            </w:r>
-          </w:p>
-        </w:tc>
-        <w:tc>
-          <w:tcPr/>
-          <w:p>
-            <w:pPr>
-              <w:jc w:val="both"/>
-              <w:rPr>
-                <w:color w:val="00000a"/>
-              </w:rPr>
-            </w:pPr>
-            <w:r>
-              <w:rPr>
-                <w:color w:val="00000a"/>
-                <w:rtl w:val="0"/>
-              </w:rPr>
-              <w:t xml:space="preserve">Cálculo de ingreso de matrícula </w:t>
-            </w:r>
-          </w:p>
-        </w:tc>
-        <w:tc>
-          <w:tcPr/>
-          <w:p>
-            <w:pPr>
-              <w:jc w:val="both"/>
-              <w:rPr>
-                <w:color w:val="00000a"/>
-              </w:rPr>
-            </w:pPr>
-            <w:r>
-              <w:rPr>
-                <w:color w:val="00000a"/>
-                <w:rtl w:val="0"/>
-              </w:rPr>
-              <w:t xml:space="preserve">Cajero</w:t>
-            </w:r>
-          </w:p>
-        </w:tc>
-        <w:tc>
-          <w:tcPr/>
-          <w:p>
-            <w:pPr>
-              <w:jc w:val="both"/>
-              <w:rPr>
-                <w:color w:val="00000a"/>
-              </w:rPr>
-            </w:pPr>
-            <w:r>
-              <w:rPr>
-                <w:color w:val="00000a"/>
-                <w:rtl w:val="0"/>
-              </w:rPr>
-              <w:t xml:space="preserve">Negocio-aplicación principal</w:t>
+          <w:tcPr>
+            <w:tcBorders>
+              <w:top w:color="000000" w:space="0" w:sz="4" w:val="single"/>
+              <w:left w:color="000000" w:space="0" w:sz="4" w:val="single"/>
+              <w:bottom w:color="000000" w:space="0" w:sz="4" w:val="single"/>
+              <w:right w:color="000000" w:space="0" w:sz="4" w:val="single"/>
+            </w:tcBorders>
+            <w:tcMar>
+              <w:top w:w="100.0" w:type="dxa"/>
+              <w:left w:w="100.0" w:type="dxa"/>
+              <w:bottom w:w="100.0" w:type="dxa"/>
+              <w:right w:w="100.0" w:type="dxa"/>
+            </w:tcMar>
+            <w:vAlign w:val="top"/>
+          </w:tcPr>
+          <w:p>
+            <w:pPr>
+              <w:jc w:val="both"/>
+              <w:rPr>
+                <w:color w:val="00000a"/>
+              </w:rPr>
+            </w:pPr>
+            <w:r>
+              <w:rPr>
+                <w:color w:val="00000a"/>
+                <w:rtl w:val="0"/>
+              </w:rPr>
+              <w:t xml:space="preserve">CU002</w:t>
+            </w:r>
+          </w:p>
+        </w:tc>
+        <w:tc>
+          <w:tcPr>
+            <w:tcBorders>
+              <w:top w:color="000000" w:space="0" w:sz="4" w:val="single"/>
+              <w:left w:color="000000" w:space="0" w:sz="4" w:val="single"/>
+              <w:bottom w:color="000000" w:space="0" w:sz="4" w:val="single"/>
+              <w:right w:color="000000" w:space="0" w:sz="4" w:val="single"/>
+            </w:tcBorders>
+            <w:tcMar>
+              <w:top w:w="100.0" w:type="dxa"/>
+              <w:left w:w="100.0" w:type="dxa"/>
+              <w:bottom w:w="100.0" w:type="dxa"/>
+              <w:right w:w="100.0" w:type="dxa"/>
+            </w:tcMar>
+            <w:vAlign w:val="top"/>
+          </w:tcPr>
+          <w:p>
+            <w:pPr>
+              <w:jc w:val="both"/>
+              <w:rPr>
+                <w:color w:val="00000a"/>
+              </w:rPr>
+            </w:pPr>
+            <w:r>
+              <w:rPr>
+                <w:color w:val="00000a"/>
+                <w:rtl w:val="0"/>
+              </w:rPr>
+              <w:t xml:space="preserve">Registrar una nueva cuenta utilizando correo institucional.</w:t>
+            </w:r>
+          </w:p>
+        </w:tc>
+        <w:tc>
+          <w:tcPr>
+            <w:tcBorders>
+              <w:top w:color="000000" w:space="0" w:sz="4" w:val="single"/>
+              <w:left w:color="000000" w:space="0" w:sz="4" w:val="single"/>
+              <w:bottom w:color="000000" w:space="0" w:sz="4" w:val="single"/>
+              <w:right w:color="000000" w:space="0" w:sz="4" w:val="single"/>
+            </w:tcBorders>
+            <w:tcMar>
+              <w:top w:w="100.0" w:type="dxa"/>
+              <w:left w:w="100.0" w:type="dxa"/>
+              <w:bottom w:w="100.0" w:type="dxa"/>
+              <w:right w:w="100.0" w:type="dxa"/>
+            </w:tcMar>
+            <w:vAlign w:val="top"/>
+          </w:tcPr>
+          <w:p>
+            <w:pPr>
+              <w:jc w:val="both"/>
+              <w:rPr>
+                <w:color w:val="00000a"/>
+              </w:rPr>
+            </w:pPr>
+            <w:r>
+              <w:rPr>
+                <w:color w:val="00000a"/>
+                <w:rtl w:val="0"/>
+              </w:rPr>
+              <w:t xml:space="preserve">Estudiante</w:t>
+            </w:r>
+          </w:p>
+        </w:tc>
+        <w:tc>
+          <w:tcPr>
+            <w:tcBorders>
+              <w:top w:color="000000" w:space="0" w:sz="4" w:val="single"/>
+              <w:left w:color="000000" w:space="0" w:sz="4" w:val="single"/>
+              <w:bottom w:color="000000" w:space="0" w:sz="4" w:val="single"/>
+              <w:right w:color="000000" w:space="0" w:sz="4" w:val="single"/>
+            </w:tcBorders>
+            <w:tcMar>
+              <w:top w:w="100.0" w:type="dxa"/>
+              <w:left w:w="100.0" w:type="dxa"/>
+              <w:bottom w:w="100.0" w:type="dxa"/>
+              <w:right w:w="100.0" w:type="dxa"/>
+            </w:tcMar>
+            <w:vAlign w:val="top"/>
+          </w:tcPr>
+          <w:p>
+            <w:pPr>
+              <w:jc w:val="both"/>
+              <w:rPr>
+                <w:color w:val="00000a"/>
+              </w:rPr>
+            </w:pPr>
+            <w:r>
+              <w:rPr>
+                <w:color w:val="00000a"/>
+                <w:rtl w:val="0"/>
+              </w:rPr>
+              <w:t xml:space="preserve">Negocio – aplicación principal</w:t>
+            </w:r>
+          </w:p>
+        </w:tc>
+      </w:tr>
+      <w:tr>
+        <w:trPr>
+          <w:cantSplit w:val="0"/>
+          <w:tblHeader w:val="0"/>
+        </w:trPr>
+        <w:tc>
+          <w:tcPr>
+            <w:tcBorders>
+              <w:top w:color="000000" w:space="0" w:sz="4" w:val="single"/>
+              <w:left w:color="000000" w:space="0" w:sz="4" w:val="single"/>
+              <w:bottom w:color="000000" w:space="0" w:sz="4" w:val="single"/>
+              <w:right w:color="000000" w:space="0" w:sz="4" w:val="single"/>
+            </w:tcBorders>
+            <w:tcMar>
+              <w:top w:w="100.0" w:type="dxa"/>
+              <w:left w:w="100.0" w:type="dxa"/>
+              <w:bottom w:w="100.0" w:type="dxa"/>
+              <w:right w:w="100.0" w:type="dxa"/>
+            </w:tcMar>
+            <w:vAlign w:val="top"/>
+          </w:tcPr>
+          <w:p>
+            <w:pPr>
+              <w:jc w:val="both"/>
+              <w:rPr>
+                <w:color w:val="00000a"/>
+              </w:rPr>
+            </w:pPr>
+            <w:r>
+              <w:rPr>
+                <w:color w:val="00000a"/>
+                <w:rtl w:val="0"/>
+              </w:rPr>
+              <w:t xml:space="preserve">CU003</w:t>
+            </w:r>
+          </w:p>
+        </w:tc>
+        <w:tc>
+          <w:tcPr>
+            <w:tcBorders>
+              <w:top w:color="000000" w:space="0" w:sz="4" w:val="single"/>
+              <w:left w:color="000000" w:space="0" w:sz="4" w:val="single"/>
+              <w:bottom w:color="000000" w:space="0" w:sz="4" w:val="single"/>
+              <w:right w:color="000000" w:space="0" w:sz="4" w:val="single"/>
+            </w:tcBorders>
+            <w:tcMar>
+              <w:top w:w="100.0" w:type="dxa"/>
+              <w:left w:w="100.0" w:type="dxa"/>
+              <w:bottom w:w="100.0" w:type="dxa"/>
+              <w:right w:w="100.0" w:type="dxa"/>
+            </w:tcMar>
+            <w:vAlign w:val="top"/>
+          </w:tcPr>
+          <w:p>
+            <w:pPr>
+              <w:jc w:val="both"/>
+              <w:rPr>
+                <w:color w:val="00000a"/>
+              </w:rPr>
+            </w:pPr>
+            <w:r>
+              <w:rPr>
+                <w:color w:val="00000a"/>
+                <w:rtl w:val="0"/>
+              </w:rPr>
+              <w:t xml:space="preserve">Recuperar la contraseña de una cuenta registrada.</w:t>
+            </w:r>
+          </w:p>
+        </w:tc>
+        <w:tc>
+          <w:tcPr>
+            <w:tcBorders>
+              <w:top w:color="000000" w:space="0" w:sz="4" w:val="single"/>
+              <w:left w:color="000000" w:space="0" w:sz="4" w:val="single"/>
+              <w:bottom w:color="000000" w:space="0" w:sz="4" w:val="single"/>
+              <w:right w:color="000000" w:space="0" w:sz="4" w:val="single"/>
+            </w:tcBorders>
+            <w:tcMar>
+              <w:top w:w="100.0" w:type="dxa"/>
+              <w:left w:w="100.0" w:type="dxa"/>
+              <w:bottom w:w="100.0" w:type="dxa"/>
+              <w:right w:w="100.0" w:type="dxa"/>
+            </w:tcMar>
+            <w:vAlign w:val="top"/>
+          </w:tcPr>
+          <w:p>
+            <w:pPr>
+              <w:jc w:val="both"/>
+              <w:rPr>
+                <w:color w:val="00000a"/>
+              </w:rPr>
+            </w:pPr>
+            <w:r>
+              <w:rPr>
+                <w:color w:val="00000a"/>
+                <w:rtl w:val="0"/>
+              </w:rPr>
+              <w:t xml:space="preserve">Usuario</w:t>
+            </w:r>
+          </w:p>
+        </w:tc>
+        <w:tc>
+          <w:tcPr>
+            <w:tcBorders>
+              <w:top w:color="000000" w:space="0" w:sz="4" w:val="single"/>
+              <w:left w:color="000000" w:space="0" w:sz="4" w:val="single"/>
+              <w:bottom w:color="000000" w:space="0" w:sz="4" w:val="single"/>
+              <w:right w:color="000000" w:space="0" w:sz="4" w:val="single"/>
+            </w:tcBorders>
+            <w:tcMar>
+              <w:top w:w="100.0" w:type="dxa"/>
+              <w:left w:w="100.0" w:type="dxa"/>
+              <w:bottom w:w="100.0" w:type="dxa"/>
+              <w:right w:w="100.0" w:type="dxa"/>
+            </w:tcMar>
+            <w:vAlign w:val="top"/>
+          </w:tcPr>
+          <w:p>
+            <w:pPr>
+              <w:jc w:val="both"/>
+              <w:rPr>
+                <w:color w:val="00000a"/>
+              </w:rPr>
+            </w:pPr>
+            <w:r>
+              <w:rPr>
+                <w:color w:val="00000a"/>
+                <w:rtl w:val="0"/>
+              </w:rPr>
+              <w:t xml:space="preserve">Negocio – aplicación principal</w:t>
+            </w:r>
+          </w:p>
+        </w:tc>
+      </w:tr>
+      <w:tr>
+        <w:trPr>
+          <w:cantSplit w:val="0"/>
+          <w:tblHeader w:val="0"/>
+        </w:trPr>
+        <w:tc>
+          <w:tcPr>
+            <w:tcBorders>
+              <w:top w:color="000000" w:space="0" w:sz="4" w:val="single"/>
+              <w:left w:color="000000" w:space="0" w:sz="4" w:val="single"/>
+              <w:bottom w:color="000000" w:space="0" w:sz="4" w:val="single"/>
+              <w:right w:color="000000" w:space="0" w:sz="4" w:val="single"/>
+            </w:tcBorders>
+            <w:tcMar>
+              <w:top w:w="100.0" w:type="dxa"/>
+              <w:left w:w="100.0" w:type="dxa"/>
+              <w:bottom w:w="100.0" w:type="dxa"/>
+              <w:right w:w="100.0" w:type="dxa"/>
+            </w:tcMar>
+            <w:vAlign w:val="top"/>
+          </w:tcPr>
+          <w:p>
+            <w:pPr>
+              <w:jc w:val="both"/>
+              <w:rPr>
+                <w:color w:val="00000a"/>
+              </w:rPr>
+            </w:pPr>
+            <w:r>
+              <w:rPr>
+                <w:color w:val="00000a"/>
+                <w:rtl w:val="0"/>
+              </w:rPr>
+              <w:t xml:space="preserve">CU004</w:t>
+            </w:r>
+          </w:p>
+        </w:tc>
+        <w:tc>
+          <w:tcPr>
+            <w:tcBorders>
+              <w:top w:color="000000" w:space="0" w:sz="4" w:val="single"/>
+              <w:left w:color="000000" w:space="0" w:sz="4" w:val="single"/>
+              <w:bottom w:color="000000" w:space="0" w:sz="4" w:val="single"/>
+              <w:right w:color="000000" w:space="0" w:sz="4" w:val="single"/>
+            </w:tcBorders>
+            <w:tcMar>
+              <w:top w:w="100.0" w:type="dxa"/>
+              <w:left w:w="100.0" w:type="dxa"/>
+              <w:bottom w:w="100.0" w:type="dxa"/>
+              <w:right w:w="100.0" w:type="dxa"/>
+            </w:tcMar>
+            <w:vAlign w:val="top"/>
+          </w:tcPr>
+          <w:p>
+            <w:pPr>
+              <w:jc w:val="both"/>
+              <w:rPr>
+                <w:color w:val="00000a"/>
+              </w:rPr>
+            </w:pPr>
+            <w:r>
+              <w:rPr>
+                <w:color w:val="00000a"/>
+                <w:rtl w:val="0"/>
+              </w:rPr>
+              <w:t xml:space="preserve">Visualizar y actualizar los datos del perfil de usuario.</w:t>
+            </w:r>
+          </w:p>
+        </w:tc>
+        <w:tc>
+          <w:tcPr>
+            <w:tcBorders>
+              <w:top w:color="000000" w:space="0" w:sz="4" w:val="single"/>
+              <w:left w:color="000000" w:space="0" w:sz="4" w:val="single"/>
+              <w:bottom w:color="000000" w:space="0" w:sz="4" w:val="single"/>
+              <w:right w:color="000000" w:space="0" w:sz="4" w:val="single"/>
+            </w:tcBorders>
+            <w:tcMar>
+              <w:top w:w="100.0" w:type="dxa"/>
+              <w:left w:w="100.0" w:type="dxa"/>
+              <w:bottom w:w="100.0" w:type="dxa"/>
+              <w:right w:w="100.0" w:type="dxa"/>
+            </w:tcMar>
+            <w:vAlign w:val="top"/>
+          </w:tcPr>
+          <w:p>
+            <w:pPr>
+              <w:jc w:val="both"/>
+              <w:rPr>
+                <w:color w:val="00000a"/>
+              </w:rPr>
+            </w:pPr>
+            <w:r>
+              <w:rPr>
+                <w:color w:val="00000a"/>
+                <w:rtl w:val="0"/>
+              </w:rPr>
+              <w:t xml:space="preserve">Estudiante, Vendedor, Comprador, Marca, Administrador</w:t>
+            </w:r>
+          </w:p>
+        </w:tc>
+        <w:tc>
+          <w:tcPr>
+            <w:tcBorders>
+              <w:top w:color="000000" w:space="0" w:sz="4" w:val="single"/>
+              <w:left w:color="000000" w:space="0" w:sz="4" w:val="single"/>
+              <w:bottom w:color="000000" w:space="0" w:sz="4" w:val="single"/>
+              <w:right w:color="000000" w:space="0" w:sz="4" w:val="single"/>
+            </w:tcBorders>
+            <w:tcMar>
+              <w:top w:w="100.0" w:type="dxa"/>
+              <w:left w:w="100.0" w:type="dxa"/>
+              <w:bottom w:w="100.0" w:type="dxa"/>
+              <w:right w:w="100.0" w:type="dxa"/>
+            </w:tcMar>
+            <w:vAlign w:val="top"/>
+          </w:tcPr>
+          <w:p>
+            <w:pPr>
+              <w:jc w:val="both"/>
+              <w:rPr>
+                <w:color w:val="00000a"/>
+              </w:rPr>
+            </w:pPr>
+            <w:r>
+              <w:rPr>
+                <w:color w:val="00000a"/>
+                <w:rtl w:val="0"/>
+              </w:rPr>
+              <w:t xml:space="preserve">Negocio – aplicación principal</w:t>
+            </w:r>
+          </w:p>
+        </w:tc>
+      </w:tr>
+      <w:tr>
+        <w:trPr>
+          <w:cantSplit w:val="0"/>
+          <w:tblHeader w:val="0"/>
+        </w:trPr>
+        <w:tc>
+          <w:tcPr>
+            <w:tcBorders>
+              <w:top w:color="000000" w:space="0" w:sz="4" w:val="single"/>
+              <w:left w:color="000000" w:space="0" w:sz="4" w:val="single"/>
+              <w:bottom w:color="000000" w:space="0" w:sz="4" w:val="single"/>
+              <w:right w:color="000000" w:space="0" w:sz="4" w:val="single"/>
+            </w:tcBorders>
+            <w:tcMar>
+              <w:top w:w="100.0" w:type="dxa"/>
+              <w:left w:w="100.0" w:type="dxa"/>
+              <w:bottom w:w="100.0" w:type="dxa"/>
+              <w:right w:w="100.0" w:type="dxa"/>
+            </w:tcMar>
+            <w:vAlign w:val="top"/>
+          </w:tcPr>
+          <w:p>
+            <w:pPr>
+              <w:jc w:val="both"/>
+              <w:rPr>
+                <w:color w:val="00000a"/>
+              </w:rPr>
+            </w:pPr>
+            <w:r>
+              <w:rPr>
+                <w:color w:val="00000a"/>
+                <w:rtl w:val="0"/>
+              </w:rPr>
+              <w:t xml:space="preserve">CU005</w:t>
+            </w:r>
+          </w:p>
+        </w:tc>
+        <w:tc>
+          <w:tcPr>
+            <w:tcBorders>
+              <w:top w:color="000000" w:space="0" w:sz="4" w:val="single"/>
+              <w:left w:color="000000" w:space="0" w:sz="4" w:val="single"/>
+              <w:bottom w:color="000000" w:space="0" w:sz="4" w:val="single"/>
+              <w:right w:color="000000" w:space="0" w:sz="4" w:val="single"/>
+            </w:tcBorders>
+            <w:tcMar>
+              <w:top w:w="100.0" w:type="dxa"/>
+              <w:left w:w="100.0" w:type="dxa"/>
+              <w:bottom w:w="100.0" w:type="dxa"/>
+              <w:right w:w="100.0" w:type="dxa"/>
+            </w:tcMar>
+            <w:vAlign w:val="top"/>
+          </w:tcPr>
+          <w:p>
+            <w:pPr>
+              <w:jc w:val="both"/>
+              <w:rPr>
+                <w:color w:val="00000a"/>
+              </w:rPr>
+            </w:pPr>
+            <w:r>
+              <w:rPr>
+                <w:color w:val="00000a"/>
+                <w:rtl w:val="0"/>
+              </w:rPr>
+              <w:t xml:space="preserve">Crear una publicación para ofrecer un producto o servicio.</w:t>
+            </w:r>
+          </w:p>
+        </w:tc>
+        <w:tc>
+          <w:tcPr>
+            <w:tcBorders>
+              <w:top w:color="000000" w:space="0" w:sz="4" w:val="single"/>
+              <w:left w:color="000000" w:space="0" w:sz="4" w:val="single"/>
+              <w:bottom w:color="000000" w:space="0" w:sz="4" w:val="single"/>
+              <w:right w:color="000000" w:space="0" w:sz="4" w:val="single"/>
+            </w:tcBorders>
+            <w:tcMar>
+              <w:top w:w="100.0" w:type="dxa"/>
+              <w:left w:w="100.0" w:type="dxa"/>
+              <w:bottom w:w="100.0" w:type="dxa"/>
+              <w:right w:w="100.0" w:type="dxa"/>
+            </w:tcMar>
+            <w:vAlign w:val="top"/>
+          </w:tcPr>
+          <w:p>
+            <w:pPr>
+              <w:jc w:val="both"/>
+              <w:rPr>
+                <w:color w:val="00000a"/>
+              </w:rPr>
+            </w:pPr>
+            <w:r>
+              <w:rPr>
+                <w:color w:val="00000a"/>
+                <w:rtl w:val="0"/>
+              </w:rPr>
+              <w:t xml:space="preserve">Vendedor</w:t>
+            </w:r>
+          </w:p>
+        </w:tc>
+        <w:tc>
+          <w:tcPr>
+            <w:tcBorders>
+              <w:top w:color="000000" w:space="0" w:sz="4" w:val="single"/>
+              <w:left w:color="000000" w:space="0" w:sz="4" w:val="single"/>
+              <w:bottom w:color="000000" w:space="0" w:sz="4" w:val="single"/>
+              <w:right w:color="000000" w:space="0" w:sz="4" w:val="single"/>
+            </w:tcBorders>
+            <w:tcMar>
+              <w:top w:w="100.0" w:type="dxa"/>
+              <w:left w:w="100.0" w:type="dxa"/>
+              <w:bottom w:w="100.0" w:type="dxa"/>
+              <w:right w:w="100.0" w:type="dxa"/>
+            </w:tcMar>
+            <w:vAlign w:val="top"/>
+          </w:tcPr>
+          <w:p>
+            <w:pPr>
+              <w:jc w:val="both"/>
+              <w:rPr>
+                <w:color w:val="00000a"/>
+              </w:rPr>
+            </w:pPr>
+            <w:r>
+              <w:rPr>
+                <w:color w:val="00000a"/>
+                <w:rtl w:val="0"/>
+              </w:rPr>
+              <w:t xml:space="preserve">Negocio – aplicación principal</w:t>
+            </w:r>
+          </w:p>
+        </w:tc>
+      </w:tr>
+      <w:tr>
+        <w:trPr>
+          <w:cantSplit w:val="0"/>
+          <w:tblHeader w:val="0"/>
+        </w:trPr>
+        <w:tc>
+          <w:tcPr>
+            <w:tcBorders>
+              <w:top w:color="000000" w:space="0" w:sz="4" w:val="single"/>
+              <w:left w:color="000000" w:space="0" w:sz="4" w:val="single"/>
+              <w:bottom w:color="000000" w:space="0" w:sz="4" w:val="single"/>
+              <w:right w:color="000000" w:space="0" w:sz="4" w:val="single"/>
+            </w:tcBorders>
+            <w:tcMar>
+              <w:top w:w="100.0" w:type="dxa"/>
+              <w:left w:w="100.0" w:type="dxa"/>
+              <w:bottom w:w="100.0" w:type="dxa"/>
+              <w:right w:w="100.0" w:type="dxa"/>
+            </w:tcMar>
+            <w:vAlign w:val="top"/>
+          </w:tcPr>
+          <w:p>
+            <w:pPr>
+              <w:jc w:val="both"/>
+              <w:rPr>
+                <w:color w:val="00000a"/>
+              </w:rPr>
+            </w:pPr>
+            <w:r>
+              <w:rPr>
+                <w:color w:val="00000a"/>
+                <w:rtl w:val="0"/>
+              </w:rPr>
+              <w:t xml:space="preserve">CU006</w:t>
+            </w:r>
+          </w:p>
+        </w:tc>
+        <w:tc>
+          <w:tcPr>
+            <w:tcBorders>
+              <w:top w:color="000000" w:space="0" w:sz="4" w:val="single"/>
+              <w:left w:color="000000" w:space="0" w:sz="4" w:val="single"/>
+              <w:bottom w:color="000000" w:space="0" w:sz="4" w:val="single"/>
+              <w:right w:color="000000" w:space="0" w:sz="4" w:val="single"/>
+            </w:tcBorders>
+            <w:tcMar>
+              <w:top w:w="100.0" w:type="dxa"/>
+              <w:left w:w="100.0" w:type="dxa"/>
+              <w:bottom w:w="100.0" w:type="dxa"/>
+              <w:right w:w="100.0" w:type="dxa"/>
+            </w:tcMar>
+            <w:vAlign w:val="top"/>
+          </w:tcPr>
+          <w:p>
+            <w:pPr>
+              <w:jc w:val="both"/>
+              <w:rPr>
+                <w:color w:val="00000a"/>
+              </w:rPr>
+            </w:pPr>
+            <w:r>
+              <w:rPr>
+                <w:color w:val="00000a"/>
+                <w:rtl w:val="0"/>
+              </w:rPr>
+              <w:t xml:space="preserve">Modificar los datos de una publicación propia.</w:t>
+            </w:r>
+          </w:p>
+        </w:tc>
+        <w:tc>
+          <w:tcPr>
+            <w:tcBorders>
+              <w:top w:color="000000" w:space="0" w:sz="4" w:val="single"/>
+              <w:left w:color="000000" w:space="0" w:sz="4" w:val="single"/>
+              <w:bottom w:color="000000" w:space="0" w:sz="4" w:val="single"/>
+              <w:right w:color="000000" w:space="0" w:sz="4" w:val="single"/>
+            </w:tcBorders>
+            <w:tcMar>
+              <w:top w:w="100.0" w:type="dxa"/>
+              <w:left w:w="100.0" w:type="dxa"/>
+              <w:bottom w:w="100.0" w:type="dxa"/>
+              <w:right w:w="100.0" w:type="dxa"/>
+            </w:tcMar>
+            <w:vAlign w:val="top"/>
+          </w:tcPr>
+          <w:p>
+            <w:pPr>
+              <w:jc w:val="both"/>
+              <w:rPr>
+                <w:color w:val="00000a"/>
+              </w:rPr>
+            </w:pPr>
+            <w:r>
+              <w:rPr>
+                <w:color w:val="00000a"/>
+                <w:rtl w:val="0"/>
+              </w:rPr>
+              <w:t xml:space="preserve">Vendedor</w:t>
+            </w:r>
+          </w:p>
+        </w:tc>
+        <w:tc>
+          <w:tcPr>
+            <w:tcBorders>
+              <w:top w:color="000000" w:space="0" w:sz="4" w:val="single"/>
+              <w:left w:color="000000" w:space="0" w:sz="4" w:val="single"/>
+              <w:bottom w:color="000000" w:space="0" w:sz="4" w:val="single"/>
+              <w:right w:color="000000" w:space="0" w:sz="4" w:val="single"/>
+            </w:tcBorders>
+            <w:tcMar>
+              <w:top w:w="100.0" w:type="dxa"/>
+              <w:left w:w="100.0" w:type="dxa"/>
+              <w:bottom w:w="100.0" w:type="dxa"/>
+              <w:right w:w="100.0" w:type="dxa"/>
+            </w:tcMar>
+            <w:vAlign w:val="top"/>
+          </w:tcPr>
+          <w:p>
+            <w:pPr>
+              <w:jc w:val="both"/>
+              <w:rPr>
+                <w:color w:val="00000a"/>
+              </w:rPr>
+            </w:pPr>
+            <w:r>
+              <w:rPr>
+                <w:color w:val="00000a"/>
+                <w:rtl w:val="0"/>
+              </w:rPr>
+              <w:t xml:space="preserve">Negocio – aplicación principal</w:t>
+            </w:r>
+          </w:p>
+        </w:tc>
+      </w:tr>
+      <w:tr>
+        <w:trPr>
+          <w:cantSplit w:val="0"/>
+          <w:tblHeader w:val="0"/>
+        </w:trPr>
+        <w:tc>
+          <w:tcPr>
+            <w:tcBorders>
+              <w:top w:color="000000" w:space="0" w:sz="4" w:val="single"/>
+              <w:left w:color="000000" w:space="0" w:sz="4" w:val="single"/>
+              <w:bottom w:color="000000" w:space="0" w:sz="4" w:val="single"/>
+              <w:right w:color="000000" w:space="0" w:sz="4" w:val="single"/>
+            </w:tcBorders>
+            <w:tcMar>
+              <w:top w:w="100.0" w:type="dxa"/>
+              <w:left w:w="100.0" w:type="dxa"/>
+              <w:bottom w:w="100.0" w:type="dxa"/>
+              <w:right w:w="100.0" w:type="dxa"/>
+            </w:tcMar>
+            <w:vAlign w:val="top"/>
+          </w:tcPr>
+          <w:p>
+            <w:pPr>
+              <w:jc w:val="both"/>
+              <w:rPr>
+                <w:color w:val="00000a"/>
+              </w:rPr>
+            </w:pPr>
+            <w:r>
+              <w:rPr>
+                <w:color w:val="00000a"/>
+                <w:rtl w:val="0"/>
+              </w:rPr>
+              <w:t xml:space="preserve">CU007</w:t>
+            </w:r>
+          </w:p>
+        </w:tc>
+        <w:tc>
+          <w:tcPr>
+            <w:tcBorders>
+              <w:top w:color="000000" w:space="0" w:sz="4" w:val="single"/>
+              <w:left w:color="000000" w:space="0" w:sz="4" w:val="single"/>
+              <w:bottom w:color="000000" w:space="0" w:sz="4" w:val="single"/>
+              <w:right w:color="000000" w:space="0" w:sz="4" w:val="single"/>
+            </w:tcBorders>
+            <w:tcMar>
+              <w:top w:w="100.0" w:type="dxa"/>
+              <w:left w:w="100.0" w:type="dxa"/>
+              <w:bottom w:w="100.0" w:type="dxa"/>
+              <w:right w:w="100.0" w:type="dxa"/>
+            </w:tcMar>
+            <w:vAlign w:val="top"/>
+          </w:tcPr>
+          <w:p>
+            <w:pPr>
+              <w:jc w:val="both"/>
+              <w:rPr>
+                <w:color w:val="00000a"/>
+              </w:rPr>
+            </w:pPr>
+            <w:r>
+              <w:rPr>
+                <w:color w:val="00000a"/>
+                <w:rtl w:val="0"/>
+              </w:rPr>
+              <w:t xml:space="preserve">Eliminar una publicación propia del catálogo.</w:t>
+            </w:r>
+          </w:p>
+        </w:tc>
+        <w:tc>
+          <w:tcPr>
+            <w:tcBorders>
+              <w:top w:color="000000" w:space="0" w:sz="4" w:val="single"/>
+              <w:left w:color="000000" w:space="0" w:sz="4" w:val="single"/>
+              <w:bottom w:color="000000" w:space="0" w:sz="4" w:val="single"/>
+              <w:right w:color="000000" w:space="0" w:sz="4" w:val="single"/>
+            </w:tcBorders>
+            <w:tcMar>
+              <w:top w:w="100.0" w:type="dxa"/>
+              <w:left w:w="100.0" w:type="dxa"/>
+              <w:bottom w:w="100.0" w:type="dxa"/>
+              <w:right w:w="100.0" w:type="dxa"/>
+            </w:tcMar>
+            <w:vAlign w:val="top"/>
+          </w:tcPr>
+          <w:p>
+            <w:pPr>
+              <w:jc w:val="both"/>
+              <w:rPr>
+                <w:color w:val="00000a"/>
+              </w:rPr>
+            </w:pPr>
+            <w:r>
+              <w:rPr>
+                <w:color w:val="00000a"/>
+                <w:rtl w:val="0"/>
+              </w:rPr>
+              <w:t xml:space="preserve">Vendedor</w:t>
+            </w:r>
+          </w:p>
+        </w:tc>
+        <w:tc>
+          <w:tcPr>
+            <w:tcBorders>
+              <w:top w:color="000000" w:space="0" w:sz="4" w:val="single"/>
+              <w:left w:color="000000" w:space="0" w:sz="4" w:val="single"/>
+              <w:bottom w:color="000000" w:space="0" w:sz="4" w:val="single"/>
+              <w:right w:color="000000" w:space="0" w:sz="4" w:val="single"/>
+            </w:tcBorders>
+            <w:tcMar>
+              <w:top w:w="100.0" w:type="dxa"/>
+              <w:left w:w="100.0" w:type="dxa"/>
+              <w:bottom w:w="100.0" w:type="dxa"/>
+              <w:right w:w="100.0" w:type="dxa"/>
+            </w:tcMar>
+            <w:vAlign w:val="top"/>
+          </w:tcPr>
+          <w:p>
+            <w:pPr>
+              <w:jc w:val="both"/>
+              <w:rPr>
+                <w:color w:val="00000a"/>
+              </w:rPr>
+            </w:pPr>
+            <w:r>
+              <w:rPr>
+                <w:color w:val="00000a"/>
+                <w:rtl w:val="0"/>
+              </w:rPr>
+              <w:t xml:space="preserve">Negocio – aplicación principal</w:t>
+            </w:r>
+          </w:p>
+        </w:tc>
+      </w:tr>
+      <w:tr>
+        <w:trPr>
+          <w:cantSplit w:val="0"/>
+          <w:tblHeader w:val="0"/>
+        </w:trPr>
+        <w:tc>
+          <w:tcPr>
+            <w:tcBorders>
+              <w:top w:color="000000" w:space="0" w:sz="4" w:val="single"/>
+              <w:left w:color="000000" w:space="0" w:sz="4" w:val="single"/>
+              <w:bottom w:color="000000" w:space="0" w:sz="4" w:val="single"/>
+              <w:right w:color="000000" w:space="0" w:sz="4" w:val="single"/>
+            </w:tcBorders>
+            <w:tcMar>
+              <w:top w:w="100.0" w:type="dxa"/>
+              <w:left w:w="100.0" w:type="dxa"/>
+              <w:bottom w:w="100.0" w:type="dxa"/>
+              <w:right w:w="100.0" w:type="dxa"/>
+            </w:tcMar>
+            <w:vAlign w:val="top"/>
+          </w:tcPr>
+          <w:p>
+            <w:pPr>
+              <w:jc w:val="both"/>
+              <w:rPr>
+                <w:color w:val="00000a"/>
+              </w:rPr>
+            </w:pPr>
+            <w:r>
+              <w:rPr>
+                <w:color w:val="00000a"/>
+                <w:rtl w:val="0"/>
+              </w:rPr>
+              <w:t xml:space="preserve">CU008</w:t>
+            </w:r>
+          </w:p>
+        </w:tc>
+        <w:tc>
+          <w:tcPr>
+            <w:tcBorders>
+              <w:top w:color="000000" w:space="0" w:sz="4" w:val="single"/>
+              <w:left w:color="000000" w:space="0" w:sz="4" w:val="single"/>
+              <w:bottom w:color="000000" w:space="0" w:sz="4" w:val="single"/>
+              <w:right w:color="000000" w:space="0" w:sz="4" w:val="single"/>
+            </w:tcBorders>
+            <w:tcMar>
+              <w:top w:w="100.0" w:type="dxa"/>
+              <w:left w:w="100.0" w:type="dxa"/>
+              <w:bottom w:w="100.0" w:type="dxa"/>
+              <w:right w:w="100.0" w:type="dxa"/>
+            </w:tcMar>
+            <w:vAlign w:val="top"/>
+          </w:tcPr>
+          <w:p>
+            <w:pPr>
+              <w:jc w:val="both"/>
+              <w:rPr>
+                <w:color w:val="00000a"/>
+              </w:rPr>
+            </w:pPr>
+            <w:r>
+              <w:rPr>
+                <w:color w:val="00000a"/>
+                <w:rtl w:val="0"/>
+              </w:rPr>
+              <w:t xml:space="preserve">Buscar productos o servicios mediante texto de búsqueda.</w:t>
+            </w:r>
+          </w:p>
+        </w:tc>
+        <w:tc>
+          <w:tcPr>
+            <w:tcBorders>
+              <w:top w:color="000000" w:space="0" w:sz="4" w:val="single"/>
+              <w:left w:color="000000" w:space="0" w:sz="4" w:val="single"/>
+              <w:bottom w:color="000000" w:space="0" w:sz="4" w:val="single"/>
+              <w:right w:color="000000" w:space="0" w:sz="4" w:val="single"/>
+            </w:tcBorders>
+            <w:tcMar>
+              <w:top w:w="100.0" w:type="dxa"/>
+              <w:left w:w="100.0" w:type="dxa"/>
+              <w:bottom w:w="100.0" w:type="dxa"/>
+              <w:right w:w="100.0" w:type="dxa"/>
+            </w:tcMar>
+            <w:vAlign w:val="top"/>
+          </w:tcPr>
+          <w:p>
+            <w:pPr>
+              <w:jc w:val="both"/>
+              <w:rPr>
+                <w:color w:val="00000a"/>
+              </w:rPr>
+            </w:pPr>
+            <w:r>
+              <w:rPr>
+                <w:color w:val="00000a"/>
+                <w:rtl w:val="0"/>
+              </w:rPr>
+              <w:t xml:space="preserve">Estudiante</w:t>
+            </w:r>
+          </w:p>
+        </w:tc>
+        <w:tc>
+          <w:tcPr>
+            <w:tcBorders>
+              <w:top w:color="000000" w:space="0" w:sz="4" w:val="single"/>
+              <w:left w:color="000000" w:space="0" w:sz="4" w:val="single"/>
+              <w:bottom w:color="000000" w:space="0" w:sz="4" w:val="single"/>
+              <w:right w:color="000000" w:space="0" w:sz="4" w:val="single"/>
+            </w:tcBorders>
+            <w:tcMar>
+              <w:top w:w="100.0" w:type="dxa"/>
+              <w:left w:w="100.0" w:type="dxa"/>
+              <w:bottom w:w="100.0" w:type="dxa"/>
+              <w:right w:w="100.0" w:type="dxa"/>
+            </w:tcMar>
+            <w:vAlign w:val="top"/>
+          </w:tcPr>
+          <w:p>
+            <w:pPr>
+              <w:jc w:val="both"/>
+              <w:rPr>
+                <w:color w:val="00000a"/>
+              </w:rPr>
+            </w:pPr>
+            <w:r>
+              <w:rPr>
+                <w:color w:val="00000a"/>
+                <w:rtl w:val="0"/>
+              </w:rPr>
+              <w:t xml:space="preserve">Negocio – aplicación principal</w:t>
+            </w:r>
+          </w:p>
+        </w:tc>
+      </w:tr>
+      <w:tr>
+        <w:trPr>
+          <w:cantSplit w:val="0"/>
+          <w:tblHeader w:val="0"/>
+        </w:trPr>
+        <w:tc>
+          <w:tcPr>
+            <w:tcBorders>
+              <w:top w:color="000000" w:space="0" w:sz="4" w:val="single"/>
+              <w:left w:color="000000" w:space="0" w:sz="4" w:val="single"/>
+              <w:bottom w:color="000000" w:space="0" w:sz="4" w:val="single"/>
+              <w:right w:color="000000" w:space="0" w:sz="4" w:val="single"/>
+            </w:tcBorders>
+            <w:tcMar>
+              <w:top w:w="100.0" w:type="dxa"/>
+              <w:left w:w="100.0" w:type="dxa"/>
+              <w:bottom w:w="100.0" w:type="dxa"/>
+              <w:right w:w="100.0" w:type="dxa"/>
+            </w:tcMar>
+            <w:vAlign w:val="top"/>
+          </w:tcPr>
+          <w:p>
+            <w:pPr>
+              <w:jc w:val="both"/>
+              <w:rPr>
+                <w:color w:val="00000a"/>
+              </w:rPr>
+            </w:pPr>
+            <w:r>
+              <w:rPr>
+                <w:color w:val="00000a"/>
+                <w:rtl w:val="0"/>
+              </w:rPr>
+              <w:t xml:space="preserve">CU009</w:t>
+            </w:r>
+          </w:p>
+        </w:tc>
+        <w:tc>
+          <w:tcPr>
+            <w:tcBorders>
+              <w:top w:color="000000" w:space="0" w:sz="4" w:val="single"/>
+              <w:left w:color="000000" w:space="0" w:sz="4" w:val="single"/>
+              <w:bottom w:color="000000" w:space="0" w:sz="4" w:val="single"/>
+              <w:right w:color="000000" w:space="0" w:sz="4" w:val="single"/>
+            </w:tcBorders>
+            <w:tcMar>
+              <w:top w:w="100.0" w:type="dxa"/>
+              <w:left w:w="100.0" w:type="dxa"/>
+              <w:bottom w:w="100.0" w:type="dxa"/>
+              <w:right w:w="100.0" w:type="dxa"/>
+            </w:tcMar>
+            <w:vAlign w:val="top"/>
+          </w:tcPr>
+          <w:p>
+            <w:pPr>
+              <w:jc w:val="both"/>
+              <w:rPr>
+                <w:color w:val="00000a"/>
+              </w:rPr>
+            </w:pPr>
+            <w:r>
+              <w:rPr>
+                <w:color w:val="00000a"/>
+                <w:rtl w:val="0"/>
+              </w:rPr>
+              <w:t xml:space="preserve">Filtrar publicaciones por categoría, sede, ubicación o tipo de venta.</w:t>
+            </w:r>
+          </w:p>
+        </w:tc>
+        <w:tc>
+          <w:tcPr>
+            <w:tcBorders>
+              <w:top w:color="000000" w:space="0" w:sz="4" w:val="single"/>
+              <w:left w:color="000000" w:space="0" w:sz="4" w:val="single"/>
+              <w:bottom w:color="000000" w:space="0" w:sz="4" w:val="single"/>
+              <w:right w:color="000000" w:space="0" w:sz="4" w:val="single"/>
+            </w:tcBorders>
+            <w:tcMar>
+              <w:top w:w="100.0" w:type="dxa"/>
+              <w:left w:w="100.0" w:type="dxa"/>
+              <w:bottom w:w="100.0" w:type="dxa"/>
+              <w:right w:w="100.0" w:type="dxa"/>
+            </w:tcMar>
+            <w:vAlign w:val="top"/>
+          </w:tcPr>
+          <w:p>
+            <w:pPr>
+              <w:jc w:val="both"/>
+              <w:rPr>
+                <w:color w:val="00000a"/>
+              </w:rPr>
+            </w:pPr>
+            <w:r>
+              <w:rPr>
+                <w:color w:val="00000a"/>
+                <w:rtl w:val="0"/>
+              </w:rPr>
+              <w:t xml:space="preserve">Estudiante</w:t>
+            </w:r>
+          </w:p>
+        </w:tc>
+        <w:tc>
+          <w:tcPr>
+            <w:tcBorders>
+              <w:top w:color="000000" w:space="0" w:sz="4" w:val="single"/>
+              <w:left w:color="000000" w:space="0" w:sz="4" w:val="single"/>
+              <w:bottom w:color="000000" w:space="0" w:sz="4" w:val="single"/>
+              <w:right w:color="000000" w:space="0" w:sz="4" w:val="single"/>
+            </w:tcBorders>
+            <w:tcMar>
+              <w:top w:w="100.0" w:type="dxa"/>
+              <w:left w:w="100.0" w:type="dxa"/>
+              <w:bottom w:w="100.0" w:type="dxa"/>
+              <w:right w:w="100.0" w:type="dxa"/>
+            </w:tcMar>
+            <w:vAlign w:val="top"/>
+          </w:tcPr>
+          <w:p>
+            <w:pPr>
+              <w:jc w:val="both"/>
+              <w:rPr>
+                <w:color w:val="00000a"/>
+              </w:rPr>
+            </w:pPr>
+            <w:r>
+              <w:rPr>
+                <w:color w:val="00000a"/>
+                <w:rtl w:val="0"/>
+              </w:rPr>
+              <w:t xml:space="preserve">Negocio – aplicación principal</w:t>
+            </w:r>
+          </w:p>
+        </w:tc>
+      </w:tr>
+      <w:tr>
+        <w:trPr>
+          <w:cantSplit w:val="0"/>
+          <w:tblHeader w:val="0"/>
+        </w:trPr>
+        <w:tc>
+          <w:tcPr>
+            <w:tcBorders>
+              <w:top w:color="000000" w:space="0" w:sz="4" w:val="single"/>
+              <w:left w:color="000000" w:space="0" w:sz="4" w:val="single"/>
+              <w:bottom w:color="000000" w:space="0" w:sz="4" w:val="single"/>
+              <w:right w:color="000000" w:space="0" w:sz="4" w:val="single"/>
+            </w:tcBorders>
+            <w:tcMar>
+              <w:top w:w="100.0" w:type="dxa"/>
+              <w:left w:w="100.0" w:type="dxa"/>
+              <w:bottom w:w="100.0" w:type="dxa"/>
+              <w:right w:w="100.0" w:type="dxa"/>
+            </w:tcMar>
+            <w:vAlign w:val="top"/>
+          </w:tcPr>
+          <w:p>
+            <w:pPr>
+              <w:jc w:val="both"/>
+              <w:rPr>
+                <w:color w:val="00000a"/>
+              </w:rPr>
+            </w:pPr>
+            <w:r>
+              <w:rPr>
+                <w:color w:val="00000a"/>
+                <w:rtl w:val="0"/>
+              </w:rPr>
+              <w:t xml:space="preserve">CU010</w:t>
+            </w:r>
+          </w:p>
+        </w:tc>
+        <w:tc>
+          <w:tcPr>
+            <w:tcBorders>
+              <w:top w:color="000000" w:space="0" w:sz="4" w:val="single"/>
+              <w:left w:color="000000" w:space="0" w:sz="4" w:val="single"/>
+              <w:bottom w:color="000000" w:space="0" w:sz="4" w:val="single"/>
+              <w:right w:color="000000" w:space="0" w:sz="4" w:val="single"/>
+            </w:tcBorders>
+            <w:tcMar>
+              <w:top w:w="100.0" w:type="dxa"/>
+              <w:left w:w="100.0" w:type="dxa"/>
+              <w:bottom w:w="100.0" w:type="dxa"/>
+              <w:right w:w="100.0" w:type="dxa"/>
+            </w:tcMar>
+            <w:vAlign w:val="top"/>
+          </w:tcPr>
+          <w:p>
+            <w:pPr>
+              <w:jc w:val="both"/>
+              <w:rPr>
+                <w:color w:val="00000a"/>
+              </w:rPr>
+            </w:pPr>
+            <w:r>
+              <w:rPr>
+                <w:color w:val="00000a"/>
+                <w:rtl w:val="0"/>
+              </w:rPr>
+              <w:t xml:space="preserve">Establecer una ubicación manual o automática para coordinar un encuentro.</w:t>
+            </w:r>
+          </w:p>
+        </w:tc>
+        <w:tc>
+          <w:tcPr>
+            <w:tcBorders>
+              <w:top w:color="000000" w:space="0" w:sz="4" w:val="single"/>
+              <w:left w:color="000000" w:space="0" w:sz="4" w:val="single"/>
+              <w:bottom w:color="000000" w:space="0" w:sz="4" w:val="single"/>
+              <w:right w:color="000000" w:space="0" w:sz="4" w:val="single"/>
+            </w:tcBorders>
+            <w:tcMar>
+              <w:top w:w="100.0" w:type="dxa"/>
+              <w:left w:w="100.0" w:type="dxa"/>
+              <w:bottom w:w="100.0" w:type="dxa"/>
+              <w:right w:w="100.0" w:type="dxa"/>
+            </w:tcMar>
+            <w:vAlign w:val="top"/>
+          </w:tcPr>
+          <w:p>
+            <w:pPr>
+              <w:jc w:val="both"/>
+              <w:rPr>
+                <w:color w:val="00000a"/>
+              </w:rPr>
+            </w:pPr>
+            <w:r>
+              <w:rPr>
+                <w:color w:val="00000a"/>
+                <w:rtl w:val="0"/>
+              </w:rPr>
+              <w:t xml:space="preserve">Comprador, Vendedor</w:t>
+            </w:r>
+          </w:p>
+        </w:tc>
+        <w:tc>
+          <w:tcPr>
+            <w:tcBorders>
+              <w:top w:color="000000" w:space="0" w:sz="4" w:val="single"/>
+              <w:left w:color="000000" w:space="0" w:sz="4" w:val="single"/>
+              <w:bottom w:color="000000" w:space="0" w:sz="4" w:val="single"/>
+              <w:right w:color="000000" w:space="0" w:sz="4" w:val="single"/>
+            </w:tcBorders>
+            <w:tcMar>
+              <w:top w:w="100.0" w:type="dxa"/>
+              <w:left w:w="100.0" w:type="dxa"/>
+              <w:bottom w:w="100.0" w:type="dxa"/>
+              <w:right w:w="100.0" w:type="dxa"/>
+            </w:tcMar>
+            <w:vAlign w:val="top"/>
+          </w:tcPr>
+          <w:p>
+            <w:pPr>
+              <w:jc w:val="both"/>
+              <w:rPr>
+                <w:color w:val="00000a"/>
+              </w:rPr>
+            </w:pPr>
+            <w:r>
+              <w:rPr>
+                <w:color w:val="00000a"/>
+                <w:rtl w:val="0"/>
+              </w:rPr>
+              <w:t xml:space="preserve">Negocio – aplicación principal</w:t>
+            </w:r>
+          </w:p>
+        </w:tc>
+      </w:tr>
+      <w:tr>
+        <w:trPr>
+          <w:cantSplit w:val="0"/>
+          <w:tblHeader w:val="0"/>
+        </w:trPr>
+        <w:tc>
+          <w:tcPr>
+            <w:tcBorders>
+              <w:top w:color="000000" w:space="0" w:sz="4" w:val="single"/>
+              <w:left w:color="000000" w:space="0" w:sz="4" w:val="single"/>
+              <w:bottom w:color="000000" w:space="0" w:sz="4" w:val="single"/>
+              <w:right w:color="000000" w:space="0" w:sz="4" w:val="single"/>
+            </w:tcBorders>
+            <w:tcMar>
+              <w:top w:w="100.0" w:type="dxa"/>
+              <w:left w:w="100.0" w:type="dxa"/>
+              <w:bottom w:w="100.0" w:type="dxa"/>
+              <w:right w:w="100.0" w:type="dxa"/>
+            </w:tcMar>
+            <w:vAlign w:val="top"/>
+          </w:tcPr>
+          <w:p>
+            <w:pPr>
+              <w:jc w:val="both"/>
+              <w:rPr>
+                <w:color w:val="00000a"/>
+              </w:rPr>
+            </w:pPr>
+            <w:r>
+              <w:rPr>
+                <w:color w:val="00000a"/>
+                <w:rtl w:val="0"/>
+              </w:rPr>
+              <w:t xml:space="preserve">CU011</w:t>
+            </w:r>
+          </w:p>
+        </w:tc>
+        <w:tc>
+          <w:tcPr>
+            <w:tcBorders>
+              <w:top w:color="000000" w:space="0" w:sz="4" w:val="single"/>
+              <w:left w:color="000000" w:space="0" w:sz="4" w:val="single"/>
+              <w:bottom w:color="000000" w:space="0" w:sz="4" w:val="single"/>
+              <w:right w:color="000000" w:space="0" w:sz="4" w:val="single"/>
+            </w:tcBorders>
+            <w:tcMar>
+              <w:top w:w="100.0" w:type="dxa"/>
+              <w:left w:w="100.0" w:type="dxa"/>
+              <w:bottom w:w="100.0" w:type="dxa"/>
+              <w:right w:w="100.0" w:type="dxa"/>
+            </w:tcMar>
+            <w:vAlign w:val="top"/>
+          </w:tcPr>
+          <w:p>
+            <w:pPr>
+              <w:jc w:val="both"/>
+              <w:rPr>
+                <w:color w:val="00000a"/>
+              </w:rPr>
+            </w:pPr>
+            <w:r>
+              <w:rPr>
+                <w:color w:val="00000a"/>
+                <w:rtl w:val="0"/>
+              </w:rPr>
+              <w:t xml:space="preserve">Reportar una publicación que pueda incumplir las normas de la plataforma.</w:t>
+            </w:r>
+          </w:p>
+        </w:tc>
+        <w:tc>
+          <w:tcPr>
+            <w:tcBorders>
+              <w:top w:color="000000" w:space="0" w:sz="4" w:val="single"/>
+              <w:left w:color="000000" w:space="0" w:sz="4" w:val="single"/>
+              <w:bottom w:color="000000" w:space="0" w:sz="4" w:val="single"/>
+              <w:right w:color="000000" w:space="0" w:sz="4" w:val="single"/>
+            </w:tcBorders>
+            <w:tcMar>
+              <w:top w:w="100.0" w:type="dxa"/>
+              <w:left w:w="100.0" w:type="dxa"/>
+              <w:bottom w:w="100.0" w:type="dxa"/>
+              <w:right w:w="100.0" w:type="dxa"/>
+            </w:tcMar>
+            <w:vAlign w:val="top"/>
+          </w:tcPr>
+          <w:p>
+            <w:pPr>
+              <w:jc w:val="both"/>
+              <w:rPr>
+                <w:color w:val="00000a"/>
+              </w:rPr>
+            </w:pPr>
+            <w:r>
+              <w:rPr>
+                <w:color w:val="00000a"/>
+                <w:rtl w:val="0"/>
+              </w:rPr>
+              <w:t xml:space="preserve">Estudiante</w:t>
+            </w:r>
+          </w:p>
+        </w:tc>
+        <w:tc>
+          <w:tcPr>
+            <w:tcBorders>
+              <w:top w:color="000000" w:space="0" w:sz="4" w:val="single"/>
+              <w:left w:color="000000" w:space="0" w:sz="4" w:val="single"/>
+              <w:bottom w:color="000000" w:space="0" w:sz="4" w:val="single"/>
+              <w:right w:color="000000" w:space="0" w:sz="4" w:val="single"/>
+            </w:tcBorders>
+            <w:tcMar>
+              <w:top w:w="100.0" w:type="dxa"/>
+              <w:left w:w="100.0" w:type="dxa"/>
+              <w:bottom w:w="100.0" w:type="dxa"/>
+              <w:right w:w="100.0" w:type="dxa"/>
+            </w:tcMar>
+            <w:vAlign w:val="top"/>
+          </w:tcPr>
+          <w:p>
+            <w:pPr>
+              <w:jc w:val="both"/>
+              <w:rPr>
+                <w:color w:val="00000a"/>
+              </w:rPr>
+            </w:pPr>
+            <w:r>
+              <w:rPr>
+                <w:color w:val="00000a"/>
+                <w:rtl w:val="0"/>
+              </w:rPr>
+              <w:t xml:space="preserve">Negocio – aplicación principal</w:t>
+            </w:r>
+          </w:p>
+        </w:tc>
+      </w:tr>
+      <w:tr>
+        <w:trPr>
+          <w:cantSplit w:val="0"/>
+          <w:tblHeader w:val="0"/>
+        </w:trPr>
+        <w:tc>
+          <w:tcPr>
+            <w:tcBorders>
+              <w:top w:color="000000" w:space="0" w:sz="4" w:val="single"/>
+              <w:left w:color="000000" w:space="0" w:sz="4" w:val="single"/>
+              <w:bottom w:color="000000" w:space="0" w:sz="4" w:val="single"/>
+              <w:right w:color="000000" w:space="0" w:sz="4" w:val="single"/>
+            </w:tcBorders>
+            <w:tcMar>
+              <w:top w:w="100.0" w:type="dxa"/>
+              <w:left w:w="100.0" w:type="dxa"/>
+              <w:bottom w:w="100.0" w:type="dxa"/>
+              <w:right w:w="100.0" w:type="dxa"/>
+            </w:tcMar>
+            <w:vAlign w:val="top"/>
+          </w:tcPr>
+          <w:p>
+            <w:pPr>
+              <w:jc w:val="both"/>
+              <w:rPr>
+                <w:color w:val="00000a"/>
+              </w:rPr>
+            </w:pPr>
+            <w:r>
+              <w:rPr>
+                <w:color w:val="00000a"/>
+                <w:rtl w:val="0"/>
+              </w:rPr>
+              <w:t xml:space="preserve">CU012</w:t>
+            </w:r>
+          </w:p>
+        </w:tc>
+        <w:tc>
+          <w:tcPr>
+            <w:tcBorders>
+              <w:top w:color="000000" w:space="0" w:sz="4" w:val="single"/>
+              <w:left w:color="000000" w:space="0" w:sz="4" w:val="single"/>
+              <w:bottom w:color="000000" w:space="0" w:sz="4" w:val="single"/>
+              <w:right w:color="000000" w:space="0" w:sz="4" w:val="single"/>
+            </w:tcBorders>
+            <w:tcMar>
+              <w:top w:w="100.0" w:type="dxa"/>
+              <w:left w:w="100.0" w:type="dxa"/>
+              <w:bottom w:w="100.0" w:type="dxa"/>
+              <w:right w:w="100.0" w:type="dxa"/>
+            </w:tcMar>
+            <w:vAlign w:val="top"/>
+          </w:tcPr>
+          <w:p>
+            <w:pPr>
+              <w:jc w:val="both"/>
+              <w:rPr>
+                <w:color w:val="00000a"/>
+              </w:rPr>
+            </w:pPr>
+            <w:r>
+              <w:rPr>
+                <w:color w:val="00000a"/>
+                <w:rtl w:val="0"/>
+              </w:rPr>
+              <w:t xml:space="preserve">Reportar a un usuario por conducta indebida.</w:t>
+            </w:r>
+          </w:p>
+        </w:tc>
+        <w:tc>
+          <w:tcPr>
+            <w:tcBorders>
+              <w:top w:color="000000" w:space="0" w:sz="4" w:val="single"/>
+              <w:left w:color="000000" w:space="0" w:sz="4" w:val="single"/>
+              <w:bottom w:color="000000" w:space="0" w:sz="4" w:val="single"/>
+              <w:right w:color="000000" w:space="0" w:sz="4" w:val="single"/>
+            </w:tcBorders>
+            <w:tcMar>
+              <w:top w:w="100.0" w:type="dxa"/>
+              <w:left w:w="100.0" w:type="dxa"/>
+              <w:bottom w:w="100.0" w:type="dxa"/>
+              <w:right w:w="100.0" w:type="dxa"/>
+            </w:tcMar>
+            <w:vAlign w:val="top"/>
+          </w:tcPr>
+          <w:p>
+            <w:pPr>
+              <w:jc w:val="both"/>
+              <w:rPr>
+                <w:color w:val="00000a"/>
+              </w:rPr>
+            </w:pPr>
+            <w:r>
+              <w:rPr>
+                <w:color w:val="00000a"/>
+                <w:rtl w:val="0"/>
+              </w:rPr>
+              <w:t xml:space="preserve">Estudiante</w:t>
+            </w:r>
+          </w:p>
+        </w:tc>
+        <w:tc>
+          <w:tcPr>
+            <w:tcBorders>
+              <w:top w:color="000000" w:space="0" w:sz="4" w:val="single"/>
+              <w:left w:color="000000" w:space="0" w:sz="4" w:val="single"/>
+              <w:bottom w:color="000000" w:space="0" w:sz="4" w:val="single"/>
+              <w:right w:color="000000" w:space="0" w:sz="4" w:val="single"/>
+            </w:tcBorders>
+            <w:tcMar>
+              <w:top w:w="100.0" w:type="dxa"/>
+              <w:left w:w="100.0" w:type="dxa"/>
+              <w:bottom w:w="100.0" w:type="dxa"/>
+              <w:right w:w="100.0" w:type="dxa"/>
+            </w:tcMar>
+            <w:vAlign w:val="top"/>
+          </w:tcPr>
+          <w:p>
+            <w:pPr>
+              <w:jc w:val="both"/>
+              <w:rPr>
+                <w:color w:val="00000a"/>
+              </w:rPr>
+            </w:pPr>
+            <w:r>
+              <w:rPr>
+                <w:color w:val="00000a"/>
+                <w:rtl w:val="0"/>
+              </w:rPr>
+              <w:t xml:space="preserve">Negocio – aplicación principal</w:t>
+            </w:r>
+          </w:p>
+        </w:tc>
+      </w:tr>
+      <w:tr>
+        <w:trPr>
+          <w:cantSplit w:val="0"/>
+          <w:tblHeader w:val="0"/>
+        </w:trPr>
+        <w:tc>
+          <w:tcPr>
+            <w:tcBorders>
+              <w:top w:color="000000" w:space="0" w:sz="4" w:val="single"/>
+              <w:left w:color="000000" w:space="0" w:sz="4" w:val="single"/>
+              <w:bottom w:color="000000" w:space="0" w:sz="4" w:val="single"/>
+              <w:right w:color="000000" w:space="0" w:sz="4" w:val="single"/>
+            </w:tcBorders>
+            <w:tcMar>
+              <w:top w:w="100.0" w:type="dxa"/>
+              <w:left w:w="100.0" w:type="dxa"/>
+              <w:bottom w:w="100.0" w:type="dxa"/>
+              <w:right w:w="100.0" w:type="dxa"/>
+            </w:tcMar>
+            <w:vAlign w:val="top"/>
+          </w:tcPr>
+          <w:p>
+            <w:pPr>
+              <w:jc w:val="both"/>
+              <w:rPr>
+                <w:color w:val="00000a"/>
+              </w:rPr>
+            </w:pPr>
+            <w:r>
+              <w:rPr>
+                <w:color w:val="00000a"/>
+                <w:rtl w:val="0"/>
+              </w:rPr>
+              <w:t xml:space="preserve">CU013</w:t>
+            </w:r>
+          </w:p>
+        </w:tc>
+        <w:tc>
+          <w:tcPr>
+            <w:tcBorders>
+              <w:top w:color="000000" w:space="0" w:sz="4" w:val="single"/>
+              <w:left w:color="000000" w:space="0" w:sz="4" w:val="single"/>
+              <w:bottom w:color="000000" w:space="0" w:sz="4" w:val="single"/>
+              <w:right w:color="000000" w:space="0" w:sz="4" w:val="single"/>
+            </w:tcBorders>
+            <w:tcMar>
+              <w:top w:w="100.0" w:type="dxa"/>
+              <w:left w:w="100.0" w:type="dxa"/>
+              <w:bottom w:w="100.0" w:type="dxa"/>
+              <w:right w:w="100.0" w:type="dxa"/>
+            </w:tcMar>
+            <w:vAlign w:val="top"/>
+          </w:tcPr>
+          <w:p>
+            <w:pPr>
+              <w:jc w:val="both"/>
+              <w:rPr>
+                <w:color w:val="00000a"/>
+              </w:rPr>
+            </w:pPr>
+            <w:r>
+              <w:rPr>
+                <w:color w:val="00000a"/>
+                <w:rtl w:val="0"/>
+              </w:rPr>
+              <w:t xml:space="preserve">Revisar y resolver reportes realizados contra usuarios.</w:t>
+            </w:r>
+          </w:p>
+        </w:tc>
+        <w:tc>
+          <w:tcPr>
+            <w:tcBorders>
+              <w:top w:color="000000" w:space="0" w:sz="4" w:val="single"/>
+              <w:left w:color="000000" w:space="0" w:sz="4" w:val="single"/>
+              <w:bottom w:color="000000" w:space="0" w:sz="4" w:val="single"/>
+              <w:right w:color="000000" w:space="0" w:sz="4" w:val="single"/>
+            </w:tcBorders>
+            <w:tcMar>
+              <w:top w:w="100.0" w:type="dxa"/>
+              <w:left w:w="100.0" w:type="dxa"/>
+              <w:bottom w:w="100.0" w:type="dxa"/>
+              <w:right w:w="100.0" w:type="dxa"/>
+            </w:tcMar>
+            <w:vAlign w:val="top"/>
+          </w:tcPr>
+          <w:p>
+            <w:pPr>
+              <w:jc w:val="both"/>
+              <w:rPr>
+                <w:color w:val="00000a"/>
+              </w:rPr>
+            </w:pPr>
+            <w:r>
+              <w:rPr>
+                <w:color w:val="00000a"/>
+                <w:rtl w:val="0"/>
+              </w:rPr>
+              <w:t xml:space="preserve">Administrador</w:t>
+            </w:r>
+          </w:p>
+        </w:tc>
+        <w:tc>
+          <w:tcPr>
+            <w:tcBorders>
+              <w:top w:color="000000" w:space="0" w:sz="4" w:val="single"/>
+              <w:left w:color="000000" w:space="0" w:sz="4" w:val="single"/>
+              <w:bottom w:color="000000" w:space="0" w:sz="4" w:val="single"/>
+              <w:right w:color="000000" w:space="0" w:sz="4" w:val="single"/>
+            </w:tcBorders>
+            <w:tcMar>
+              <w:top w:w="100.0" w:type="dxa"/>
+              <w:left w:w="100.0" w:type="dxa"/>
+              <w:bottom w:w="100.0" w:type="dxa"/>
+              <w:right w:w="100.0" w:type="dxa"/>
+            </w:tcMar>
+            <w:vAlign w:val="top"/>
+          </w:tcPr>
+          <w:p>
+            <w:pPr>
+              <w:jc w:val="both"/>
+              <w:rPr>
+                <w:color w:val="00000a"/>
+              </w:rPr>
+            </w:pPr>
+            <w:r>
+              <w:rPr>
+                <w:color w:val="00000a"/>
+                <w:rtl w:val="0"/>
+              </w:rPr>
+              <w:t xml:space="preserve">Mantención – aplicación secundaria</w:t>
+            </w:r>
+          </w:p>
+        </w:tc>
+      </w:tr>
+      <w:tr>
+        <w:trPr>
+          <w:cantSplit w:val="0"/>
+          <w:tblHeader w:val="0"/>
+        </w:trPr>
+        <w:tc>
+          <w:tcPr>
+            <w:tcBorders>
+              <w:top w:color="000000" w:space="0" w:sz="4" w:val="single"/>
+              <w:left w:color="000000" w:space="0" w:sz="4" w:val="single"/>
+              <w:bottom w:color="000000" w:space="0" w:sz="4" w:val="single"/>
+              <w:right w:color="000000" w:space="0" w:sz="4" w:val="single"/>
+            </w:tcBorders>
+            <w:tcMar>
+              <w:top w:w="100.0" w:type="dxa"/>
+              <w:left w:w="100.0" w:type="dxa"/>
+              <w:bottom w:w="100.0" w:type="dxa"/>
+              <w:right w:w="100.0" w:type="dxa"/>
+            </w:tcMar>
+            <w:vAlign w:val="top"/>
+          </w:tcPr>
+          <w:p>
+            <w:pPr>
+              <w:jc w:val="both"/>
+              <w:rPr>
+                <w:color w:val="00000a"/>
+              </w:rPr>
+            </w:pPr>
+            <w:r>
+              <w:rPr>
+                <w:color w:val="00000a"/>
+                <w:rtl w:val="0"/>
+              </w:rPr>
+              <w:t xml:space="preserve">CU014</w:t>
+            </w:r>
+          </w:p>
+        </w:tc>
+        <w:tc>
+          <w:tcPr>
+            <w:tcBorders>
+              <w:top w:color="000000" w:space="0" w:sz="4" w:val="single"/>
+              <w:left w:color="000000" w:space="0" w:sz="4" w:val="single"/>
+              <w:bottom w:color="000000" w:space="0" w:sz="4" w:val="single"/>
+              <w:right w:color="000000" w:space="0" w:sz="4" w:val="single"/>
+            </w:tcBorders>
+            <w:tcMar>
+              <w:top w:w="100.0" w:type="dxa"/>
+              <w:left w:w="100.0" w:type="dxa"/>
+              <w:bottom w:w="100.0" w:type="dxa"/>
+              <w:right w:w="100.0" w:type="dxa"/>
+            </w:tcMar>
+            <w:vAlign w:val="top"/>
+          </w:tcPr>
+          <w:p>
+            <w:pPr>
+              <w:jc w:val="both"/>
+              <w:rPr>
+                <w:color w:val="00000a"/>
+              </w:rPr>
+            </w:pPr>
+            <w:r>
+              <w:rPr>
+                <w:color w:val="00000a"/>
+                <w:rtl w:val="0"/>
+              </w:rPr>
+              <w:t xml:space="preserve">Revisar y resolver reportes realizados contra publicaciones.</w:t>
+            </w:r>
+          </w:p>
+        </w:tc>
+        <w:tc>
+          <w:tcPr>
+            <w:tcBorders>
+              <w:top w:color="000000" w:space="0" w:sz="4" w:val="single"/>
+              <w:left w:color="000000" w:space="0" w:sz="4" w:val="single"/>
+              <w:bottom w:color="000000" w:space="0" w:sz="4" w:val="single"/>
+              <w:right w:color="000000" w:space="0" w:sz="4" w:val="single"/>
+            </w:tcBorders>
+            <w:tcMar>
+              <w:top w:w="100.0" w:type="dxa"/>
+              <w:left w:w="100.0" w:type="dxa"/>
+              <w:bottom w:w="100.0" w:type="dxa"/>
+              <w:right w:w="100.0" w:type="dxa"/>
+            </w:tcMar>
+            <w:vAlign w:val="top"/>
+          </w:tcPr>
+          <w:p>
+            <w:pPr>
+              <w:jc w:val="both"/>
+              <w:rPr>
+                <w:color w:val="00000a"/>
+              </w:rPr>
+            </w:pPr>
+            <w:r>
+              <w:rPr>
+                <w:color w:val="00000a"/>
+                <w:rtl w:val="0"/>
+              </w:rPr>
+              <w:t xml:space="preserve">Administrador</w:t>
+            </w:r>
+          </w:p>
+        </w:tc>
+        <w:tc>
+          <w:tcPr>
+            <w:tcBorders>
+              <w:top w:color="000000" w:space="0" w:sz="4" w:val="single"/>
+              <w:left w:color="000000" w:space="0" w:sz="4" w:val="single"/>
+              <w:bottom w:color="000000" w:space="0" w:sz="4" w:val="single"/>
+              <w:right w:color="000000" w:space="0" w:sz="4" w:val="single"/>
+            </w:tcBorders>
+            <w:tcMar>
+              <w:top w:w="100.0" w:type="dxa"/>
+              <w:left w:w="100.0" w:type="dxa"/>
+              <w:bottom w:w="100.0" w:type="dxa"/>
+              <w:right w:w="100.0" w:type="dxa"/>
+            </w:tcMar>
+            <w:vAlign w:val="top"/>
+          </w:tcPr>
+          <w:p>
+            <w:pPr>
+              <w:jc w:val="both"/>
+              <w:rPr>
+                <w:color w:val="00000a"/>
+              </w:rPr>
+            </w:pPr>
+            <w:r>
+              <w:rPr>
+                <w:color w:val="00000a"/>
+                <w:rtl w:val="0"/>
+              </w:rPr>
+              <w:t xml:space="preserve">Mantención – aplicación secundaria</w:t>
+            </w:r>
+          </w:p>
+        </w:tc>
+      </w:tr>
+      <w:tr>
+        <w:trPr>
+          <w:cantSplit w:val="0"/>
+          <w:tblHeader w:val="0"/>
+        </w:trPr>
+        <w:tc>
+          <w:tcPr>
+            <w:tcBorders>
+              <w:top w:color="000000" w:space="0" w:sz="4" w:val="single"/>
+              <w:left w:color="000000" w:space="0" w:sz="4" w:val="single"/>
+              <w:bottom w:color="000000" w:space="0" w:sz="4" w:val="single"/>
+              <w:right w:color="000000" w:space="0" w:sz="4" w:val="single"/>
+            </w:tcBorders>
+            <w:tcMar>
+              <w:top w:w="100.0" w:type="dxa"/>
+              <w:left w:w="100.0" w:type="dxa"/>
+              <w:bottom w:w="100.0" w:type="dxa"/>
+              <w:right w:w="100.0" w:type="dxa"/>
+            </w:tcMar>
+            <w:vAlign w:val="top"/>
+          </w:tcPr>
+          <w:p>
+            <w:pPr>
+              <w:jc w:val="both"/>
+              <w:rPr>
+                <w:color w:val="00000a"/>
+              </w:rPr>
+            </w:pPr>
+            <w:r>
+              <w:rPr>
+                <w:color w:val="00000a"/>
+                <w:rtl w:val="0"/>
+              </w:rPr>
+              <w:t xml:space="preserve">CU015</w:t>
+            </w:r>
+          </w:p>
+        </w:tc>
+        <w:tc>
+          <w:tcPr>
+            <w:tcBorders>
+              <w:top w:color="000000" w:space="0" w:sz="4" w:val="single"/>
+              <w:left w:color="000000" w:space="0" w:sz="4" w:val="single"/>
+              <w:bottom w:color="000000" w:space="0" w:sz="4" w:val="single"/>
+              <w:right w:color="000000" w:space="0" w:sz="4" w:val="single"/>
+            </w:tcBorders>
+            <w:tcMar>
+              <w:top w:w="100.0" w:type="dxa"/>
+              <w:left w:w="100.0" w:type="dxa"/>
+              <w:bottom w:w="100.0" w:type="dxa"/>
+              <w:right w:w="100.0" w:type="dxa"/>
+            </w:tcMar>
+            <w:vAlign w:val="top"/>
+          </w:tcPr>
+          <w:p>
+            <w:pPr>
+              <w:jc w:val="both"/>
+              <w:rPr>
+                <w:color w:val="00000a"/>
+              </w:rPr>
+            </w:pPr>
+            <w:r>
+              <w:rPr>
+                <w:color w:val="00000a"/>
+                <w:rtl w:val="0"/>
+              </w:rPr>
+              <w:t xml:space="preserve">Comunicarse mediante chat en tiempo real entre comprador y vendedor.</w:t>
+            </w:r>
+          </w:p>
+        </w:tc>
+        <w:tc>
+          <w:tcPr>
+            <w:tcBorders>
+              <w:top w:color="000000" w:space="0" w:sz="4" w:val="single"/>
+              <w:left w:color="000000" w:space="0" w:sz="4" w:val="single"/>
+              <w:bottom w:color="000000" w:space="0" w:sz="4" w:val="single"/>
+              <w:right w:color="000000" w:space="0" w:sz="4" w:val="single"/>
+            </w:tcBorders>
+            <w:tcMar>
+              <w:top w:w="100.0" w:type="dxa"/>
+              <w:left w:w="100.0" w:type="dxa"/>
+              <w:bottom w:w="100.0" w:type="dxa"/>
+              <w:right w:w="100.0" w:type="dxa"/>
+            </w:tcMar>
+            <w:vAlign w:val="top"/>
+          </w:tcPr>
+          <w:p>
+            <w:pPr>
+              <w:jc w:val="both"/>
+              <w:rPr>
+                <w:color w:val="00000a"/>
+              </w:rPr>
+            </w:pPr>
+            <w:r>
+              <w:rPr>
+                <w:color w:val="00000a"/>
+                <w:rtl w:val="0"/>
+              </w:rPr>
+              <w:t xml:space="preserve">Comprador, Vendedor</w:t>
+            </w:r>
+          </w:p>
+        </w:tc>
+        <w:tc>
+          <w:tcPr>
+            <w:tcBorders>
+              <w:top w:color="000000" w:space="0" w:sz="4" w:val="single"/>
+              <w:left w:color="000000" w:space="0" w:sz="4" w:val="single"/>
+              <w:bottom w:color="000000" w:space="0" w:sz="4" w:val="single"/>
+              <w:right w:color="000000" w:space="0" w:sz="4" w:val="single"/>
+            </w:tcBorders>
+            <w:tcMar>
+              <w:top w:w="100.0" w:type="dxa"/>
+              <w:left w:w="100.0" w:type="dxa"/>
+              <w:bottom w:w="100.0" w:type="dxa"/>
+              <w:right w:w="100.0" w:type="dxa"/>
+            </w:tcMar>
+            <w:vAlign w:val="top"/>
+          </w:tcPr>
+          <w:p>
+            <w:pPr>
+              <w:jc w:val="both"/>
+              <w:rPr>
+                <w:color w:val="00000a"/>
+              </w:rPr>
+            </w:pPr>
+            <w:r>
+              <w:rPr>
+                <w:color w:val="00000a"/>
+                <w:rtl w:val="0"/>
+              </w:rPr>
+              <w:t xml:space="preserve">Negocio – aplicación principal</w:t>
+            </w:r>
+          </w:p>
+        </w:tc>
+      </w:tr>
+      <w:tr>
+        <w:trPr>
+          <w:cantSplit w:val="0"/>
+          <w:tblHeader w:val="0"/>
+        </w:trPr>
+        <w:tc>
+          <w:tcPr>
+            <w:tcBorders>
+              <w:top w:color="000000" w:space="0" w:sz="4" w:val="single"/>
+              <w:left w:color="000000" w:space="0" w:sz="4" w:val="single"/>
+              <w:bottom w:color="000000" w:space="0" w:sz="4" w:val="single"/>
+              <w:right w:color="000000" w:space="0" w:sz="4" w:val="single"/>
+            </w:tcBorders>
+            <w:tcMar>
+              <w:top w:w="100.0" w:type="dxa"/>
+              <w:left w:w="100.0" w:type="dxa"/>
+              <w:bottom w:w="100.0" w:type="dxa"/>
+              <w:right w:w="100.0" w:type="dxa"/>
+            </w:tcMar>
+            <w:vAlign w:val="top"/>
+          </w:tcPr>
+          <w:p>
+            <w:pPr>
+              <w:jc w:val="both"/>
+              <w:rPr>
+                <w:color w:val="00000a"/>
+              </w:rPr>
+            </w:pPr>
+            <w:r>
+              <w:rPr>
+                <w:color w:val="00000a"/>
+                <w:rtl w:val="0"/>
+              </w:rPr>
+              <w:t xml:space="preserve">CU016</w:t>
+            </w:r>
+          </w:p>
+        </w:tc>
+        <w:tc>
+          <w:tcPr>
+            <w:tcBorders>
+              <w:top w:color="000000" w:space="0" w:sz="4" w:val="single"/>
+              <w:left w:color="000000" w:space="0" w:sz="4" w:val="single"/>
+              <w:bottom w:color="000000" w:space="0" w:sz="4" w:val="single"/>
+              <w:right w:color="000000" w:space="0" w:sz="4" w:val="single"/>
+            </w:tcBorders>
+            <w:tcMar>
+              <w:top w:w="100.0" w:type="dxa"/>
+              <w:left w:w="100.0" w:type="dxa"/>
+              <w:bottom w:w="100.0" w:type="dxa"/>
+              <w:right w:w="100.0" w:type="dxa"/>
+            </w:tcMar>
+            <w:vAlign w:val="top"/>
+          </w:tcPr>
+          <w:p>
+            <w:pPr>
+              <w:jc w:val="both"/>
+              <w:rPr>
+                <w:color w:val="00000a"/>
+              </w:rPr>
+            </w:pPr>
+            <w:r>
+              <w:rPr>
+                <w:color w:val="00000a"/>
+                <w:rtl w:val="0"/>
+              </w:rPr>
+              <w:t xml:space="preserve">Agregar o eliminar publicaciones de la lista de favoritos.</w:t>
+            </w:r>
+          </w:p>
+        </w:tc>
+        <w:tc>
+          <w:tcPr>
+            <w:tcBorders>
+              <w:top w:color="000000" w:space="0" w:sz="4" w:val="single"/>
+              <w:left w:color="000000" w:space="0" w:sz="4" w:val="single"/>
+              <w:bottom w:color="000000" w:space="0" w:sz="4" w:val="single"/>
+              <w:right w:color="000000" w:space="0" w:sz="4" w:val="single"/>
+            </w:tcBorders>
+            <w:tcMar>
+              <w:top w:w="100.0" w:type="dxa"/>
+              <w:left w:w="100.0" w:type="dxa"/>
+              <w:bottom w:w="100.0" w:type="dxa"/>
+              <w:right w:w="100.0" w:type="dxa"/>
+            </w:tcMar>
+            <w:vAlign w:val="top"/>
+          </w:tcPr>
+          <w:p>
+            <w:pPr>
+              <w:jc w:val="both"/>
+              <w:rPr>
+                <w:color w:val="00000a"/>
+              </w:rPr>
+            </w:pPr>
+            <w:r>
+              <w:rPr>
+                <w:color w:val="00000a"/>
+                <w:rtl w:val="0"/>
+              </w:rPr>
+              <w:t xml:space="preserve">Estudiante</w:t>
+            </w:r>
+          </w:p>
+        </w:tc>
+        <w:tc>
+          <w:tcPr>
+            <w:tcBorders>
+              <w:top w:color="000000" w:space="0" w:sz="4" w:val="single"/>
+              <w:left w:color="000000" w:space="0" w:sz="4" w:val="single"/>
+              <w:bottom w:color="000000" w:space="0" w:sz="4" w:val="single"/>
+              <w:right w:color="000000" w:space="0" w:sz="4" w:val="single"/>
+            </w:tcBorders>
+            <w:tcMar>
+              <w:top w:w="100.0" w:type="dxa"/>
+              <w:left w:w="100.0" w:type="dxa"/>
+              <w:bottom w:w="100.0" w:type="dxa"/>
+              <w:right w:w="100.0" w:type="dxa"/>
+            </w:tcMar>
+            <w:vAlign w:val="top"/>
+          </w:tcPr>
+          <w:p>
+            <w:pPr>
+              <w:jc w:val="both"/>
+              <w:rPr>
+                <w:color w:val="00000a"/>
+              </w:rPr>
+            </w:pPr>
+            <w:r>
+              <w:rPr>
+                <w:color w:val="00000a"/>
+                <w:rtl w:val="0"/>
+              </w:rPr>
+              <w:t xml:space="preserve">Negocio – aplicación principal</w:t>
+            </w:r>
+          </w:p>
+        </w:tc>
+      </w:tr>
+      <w:tr>
+        <w:trPr>
+          <w:cantSplit w:val="0"/>
+          <w:tblHeader w:val="0"/>
+        </w:trPr>
+        <w:tc>
+          <w:tcPr>
+            <w:tcBorders>
+              <w:top w:color="000000" w:space="0" w:sz="4" w:val="single"/>
+              <w:left w:color="000000" w:space="0" w:sz="4" w:val="single"/>
+              <w:bottom w:color="000000" w:space="0" w:sz="4" w:val="single"/>
+              <w:right w:color="000000" w:space="0" w:sz="4" w:val="single"/>
+            </w:tcBorders>
+            <w:tcMar>
+              <w:top w:w="100.0" w:type="dxa"/>
+              <w:left w:w="100.0" w:type="dxa"/>
+              <w:bottom w:w="100.0" w:type="dxa"/>
+              <w:right w:w="100.0" w:type="dxa"/>
+            </w:tcMar>
+            <w:vAlign w:val="top"/>
+          </w:tcPr>
+          <w:p>
+            <w:pPr>
+              <w:jc w:val="both"/>
+              <w:rPr>
+                <w:color w:val="00000a"/>
+              </w:rPr>
+            </w:pPr>
+            <w:r>
+              <w:rPr>
+                <w:color w:val="00000a"/>
+                <w:rtl w:val="0"/>
+              </w:rPr>
+              <w:t xml:space="preserve">CU017</w:t>
+            </w:r>
+          </w:p>
+        </w:tc>
+        <w:tc>
+          <w:tcPr>
+            <w:tcBorders>
+              <w:top w:color="000000" w:space="0" w:sz="4" w:val="single"/>
+              <w:left w:color="000000" w:space="0" w:sz="4" w:val="single"/>
+              <w:bottom w:color="000000" w:space="0" w:sz="4" w:val="single"/>
+              <w:right w:color="000000" w:space="0" w:sz="4" w:val="single"/>
+            </w:tcBorders>
+            <w:tcMar>
+              <w:top w:w="100.0" w:type="dxa"/>
+              <w:left w:w="100.0" w:type="dxa"/>
+              <w:bottom w:w="100.0" w:type="dxa"/>
+              <w:right w:w="100.0" w:type="dxa"/>
+            </w:tcMar>
+            <w:vAlign w:val="top"/>
+          </w:tcPr>
+          <w:p>
+            <w:pPr>
+              <w:jc w:val="both"/>
+              <w:rPr>
+                <w:color w:val="00000a"/>
+              </w:rPr>
+            </w:pPr>
+            <w:r>
+              <w:rPr>
+                <w:color w:val="00000a"/>
+                <w:rtl w:val="0"/>
+              </w:rPr>
+              <w:t xml:space="preserve">Calificar a otro usuario después de finalizar una venta.</w:t>
+            </w:r>
+          </w:p>
+        </w:tc>
+        <w:tc>
+          <w:tcPr>
+            <w:tcBorders>
+              <w:top w:color="000000" w:space="0" w:sz="4" w:val="single"/>
+              <w:left w:color="000000" w:space="0" w:sz="4" w:val="single"/>
+              <w:bottom w:color="000000" w:space="0" w:sz="4" w:val="single"/>
+              <w:right w:color="000000" w:space="0" w:sz="4" w:val="single"/>
+            </w:tcBorders>
+            <w:tcMar>
+              <w:top w:w="100.0" w:type="dxa"/>
+              <w:left w:w="100.0" w:type="dxa"/>
+              <w:bottom w:w="100.0" w:type="dxa"/>
+              <w:right w:w="100.0" w:type="dxa"/>
+            </w:tcMar>
+            <w:vAlign w:val="top"/>
+          </w:tcPr>
+          <w:p>
+            <w:pPr>
+              <w:jc w:val="both"/>
+              <w:rPr>
+                <w:color w:val="00000a"/>
+              </w:rPr>
+            </w:pPr>
+            <w:r>
+              <w:rPr>
+                <w:color w:val="00000a"/>
+                <w:rtl w:val="0"/>
+              </w:rPr>
+              <w:t xml:space="preserve">Comprador, Vendedor</w:t>
+            </w:r>
+          </w:p>
+        </w:tc>
+        <w:tc>
+          <w:tcPr>
+            <w:tcBorders>
+              <w:top w:color="000000" w:space="0" w:sz="4" w:val="single"/>
+              <w:left w:color="000000" w:space="0" w:sz="4" w:val="single"/>
+              <w:bottom w:color="000000" w:space="0" w:sz="4" w:val="single"/>
+              <w:right w:color="000000" w:space="0" w:sz="4" w:val="single"/>
+            </w:tcBorders>
+            <w:tcMar>
+              <w:top w:w="100.0" w:type="dxa"/>
+              <w:left w:w="100.0" w:type="dxa"/>
+              <w:bottom w:w="100.0" w:type="dxa"/>
+              <w:right w:w="100.0" w:type="dxa"/>
+            </w:tcMar>
+            <w:vAlign w:val="top"/>
+          </w:tcPr>
+          <w:p>
+            <w:pPr>
+              <w:jc w:val="both"/>
+              <w:rPr>
+                <w:color w:val="00000a"/>
+              </w:rPr>
+            </w:pPr>
+            <w:r>
+              <w:rPr>
+                <w:color w:val="00000a"/>
+                <w:rtl w:val="0"/>
+              </w:rPr>
+              <w:t xml:space="preserve">Negocio – aplicación principal</w:t>
+            </w:r>
+          </w:p>
+        </w:tc>
+      </w:tr>
+      <w:tr>
+        <w:trPr>
+          <w:cantSplit w:val="0"/>
+          <w:tblHeader w:val="0"/>
+        </w:trPr>
+        <w:tc>
+          <w:tcPr>
+            <w:tcBorders>
+              <w:top w:color="000000" w:space="0" w:sz="4" w:val="single"/>
+              <w:left w:color="000000" w:space="0" w:sz="4" w:val="single"/>
+              <w:bottom w:color="000000" w:space="0" w:sz="4" w:val="single"/>
+              <w:right w:color="000000" w:space="0" w:sz="4" w:val="single"/>
+            </w:tcBorders>
+            <w:tcMar>
+              <w:top w:w="100.0" w:type="dxa"/>
+              <w:left w:w="100.0" w:type="dxa"/>
+              <w:bottom w:w="100.0" w:type="dxa"/>
+              <w:right w:w="100.0" w:type="dxa"/>
+            </w:tcMar>
+            <w:vAlign w:val="top"/>
+          </w:tcPr>
+          <w:p>
+            <w:pPr>
+              <w:jc w:val="both"/>
+              <w:rPr>
+                <w:color w:val="00000a"/>
+              </w:rPr>
+            </w:pPr>
+            <w:r>
+              <w:rPr>
+                <w:color w:val="00000a"/>
+                <w:rtl w:val="0"/>
+              </w:rPr>
+              <w:t xml:space="preserve">CU018</w:t>
+            </w:r>
+          </w:p>
+        </w:tc>
+        <w:tc>
+          <w:tcPr>
+            <w:tcBorders>
+              <w:top w:color="000000" w:space="0" w:sz="4" w:val="single"/>
+              <w:left w:color="000000" w:space="0" w:sz="4" w:val="single"/>
+              <w:bottom w:color="000000" w:space="0" w:sz="4" w:val="single"/>
+              <w:right w:color="000000" w:space="0" w:sz="4" w:val="single"/>
+            </w:tcBorders>
+            <w:tcMar>
+              <w:top w:w="100.0" w:type="dxa"/>
+              <w:left w:w="100.0" w:type="dxa"/>
+              <w:bottom w:w="100.0" w:type="dxa"/>
+              <w:right w:w="100.0" w:type="dxa"/>
+            </w:tcMar>
+            <w:vAlign w:val="top"/>
+          </w:tcPr>
+          <w:p>
+            <w:pPr>
+              <w:jc w:val="both"/>
+              <w:rPr>
+                <w:color w:val="00000a"/>
+              </w:rPr>
+            </w:pPr>
+            <w:r>
+              <w:rPr>
+                <w:color w:val="00000a"/>
+                <w:rtl w:val="0"/>
+              </w:rPr>
+              <w:t xml:space="preserve">Crear, editar y administrar banners publicitarios.</w:t>
+            </w:r>
+          </w:p>
+        </w:tc>
+        <w:tc>
+          <w:tcPr>
+            <w:tcBorders>
+              <w:top w:color="000000" w:space="0" w:sz="4" w:val="single"/>
+              <w:left w:color="000000" w:space="0" w:sz="4" w:val="single"/>
+              <w:bottom w:color="000000" w:space="0" w:sz="4" w:val="single"/>
+              <w:right w:color="000000" w:space="0" w:sz="4" w:val="single"/>
+            </w:tcBorders>
+            <w:tcMar>
+              <w:top w:w="100.0" w:type="dxa"/>
+              <w:left w:w="100.0" w:type="dxa"/>
+              <w:bottom w:w="100.0" w:type="dxa"/>
+              <w:right w:w="100.0" w:type="dxa"/>
+            </w:tcMar>
+            <w:vAlign w:val="top"/>
+          </w:tcPr>
+          <w:p>
+            <w:pPr>
+              <w:jc w:val="both"/>
+              <w:rPr>
+                <w:color w:val="00000a"/>
+              </w:rPr>
+            </w:pPr>
+            <w:r>
+              <w:rPr>
+                <w:color w:val="00000a"/>
+                <w:rtl w:val="0"/>
+              </w:rPr>
+              <w:t xml:space="preserve">Marca, Administrador</w:t>
+            </w:r>
+          </w:p>
+        </w:tc>
+        <w:tc>
+          <w:tcPr>
+            <w:tcBorders>
+              <w:top w:color="000000" w:space="0" w:sz="4" w:val="single"/>
+              <w:left w:color="000000" w:space="0" w:sz="4" w:val="single"/>
+              <w:bottom w:color="000000" w:space="0" w:sz="4" w:val="single"/>
+              <w:right w:color="000000" w:space="0" w:sz="4" w:val="single"/>
+            </w:tcBorders>
+            <w:tcMar>
+              <w:top w:w="100.0" w:type="dxa"/>
+              <w:left w:w="100.0" w:type="dxa"/>
+              <w:bottom w:w="100.0" w:type="dxa"/>
+              <w:right w:w="100.0" w:type="dxa"/>
+            </w:tcMar>
+            <w:vAlign w:val="top"/>
+          </w:tcPr>
+          <w:p>
+            <w:pPr>
+              <w:jc w:val="both"/>
+              <w:rPr>
+                <w:color w:val="00000a"/>
+              </w:rPr>
+            </w:pPr>
+            <w:r>
+              <w:rPr>
+                <w:color w:val="00000a"/>
+                <w:rtl w:val="0"/>
+              </w:rPr>
+              <w:t xml:space="preserve">Mantención – aplicación secundaria</w:t>
+            </w:r>
+          </w:p>
+        </w:tc>
+      </w:tr>
+      <w:tr>
+        <w:trPr>
+          <w:cantSplit w:val="0"/>
+          <w:tblHeader w:val="0"/>
+        </w:trPr>
+        <w:tc>
+          <w:tcPr>
+            <w:tcBorders>
+              <w:top w:color="000000" w:space="0" w:sz="4" w:val="single"/>
+              <w:left w:color="000000" w:space="0" w:sz="4" w:val="single"/>
+              <w:bottom w:color="000000" w:space="0" w:sz="4" w:val="single"/>
+              <w:right w:color="000000" w:space="0" w:sz="4" w:val="single"/>
+            </w:tcBorders>
+            <w:tcMar>
+              <w:top w:w="100.0" w:type="dxa"/>
+              <w:left w:w="100.0" w:type="dxa"/>
+              <w:bottom w:w="100.0" w:type="dxa"/>
+              <w:right w:w="100.0" w:type="dxa"/>
+            </w:tcMar>
+            <w:vAlign w:val="top"/>
+          </w:tcPr>
+          <w:p>
+            <w:pPr>
+              <w:jc w:val="both"/>
+              <w:rPr>
+                <w:color w:val="00000a"/>
+              </w:rPr>
+            </w:pPr>
+            <w:r>
+              <w:rPr>
+                <w:color w:val="00000a"/>
+                <w:rtl w:val="0"/>
+              </w:rPr>
+              <w:t xml:space="preserve">CU019</w:t>
+            </w:r>
+          </w:p>
+        </w:tc>
+        <w:tc>
+          <w:tcPr>
+            <w:tcBorders>
+              <w:top w:color="000000" w:space="0" w:sz="4" w:val="single"/>
+              <w:left w:color="000000" w:space="0" w:sz="4" w:val="single"/>
+              <w:bottom w:color="000000" w:space="0" w:sz="4" w:val="single"/>
+              <w:right w:color="000000" w:space="0" w:sz="4" w:val="single"/>
+            </w:tcBorders>
+            <w:tcMar>
+              <w:top w:w="100.0" w:type="dxa"/>
+              <w:left w:w="100.0" w:type="dxa"/>
+              <w:bottom w:w="100.0" w:type="dxa"/>
+              <w:right w:w="100.0" w:type="dxa"/>
+            </w:tcMar>
+            <w:vAlign w:val="top"/>
+          </w:tcPr>
+          <w:p>
+            <w:pPr>
+              <w:jc w:val="both"/>
+              <w:rPr>
+                <w:color w:val="00000a"/>
+              </w:rPr>
+            </w:pPr>
+            <w:r>
+              <w:rPr>
+                <w:color w:val="00000a"/>
+                <w:rtl w:val="0"/>
+              </w:rPr>
+              <w:t xml:space="preserve">Crear, editar o eliminar categorías y tipos de venta.</w:t>
+            </w:r>
+          </w:p>
+        </w:tc>
+        <w:tc>
+          <w:tcPr>
+            <w:tcBorders>
+              <w:top w:color="000000" w:space="0" w:sz="4" w:val="single"/>
+              <w:left w:color="000000" w:space="0" w:sz="4" w:val="single"/>
+              <w:bottom w:color="000000" w:space="0" w:sz="4" w:val="single"/>
+              <w:right w:color="000000" w:space="0" w:sz="4" w:val="single"/>
+            </w:tcBorders>
+            <w:tcMar>
+              <w:top w:w="100.0" w:type="dxa"/>
+              <w:left w:w="100.0" w:type="dxa"/>
+              <w:bottom w:w="100.0" w:type="dxa"/>
+              <w:right w:w="100.0" w:type="dxa"/>
+            </w:tcMar>
+            <w:vAlign w:val="top"/>
+          </w:tcPr>
+          <w:p>
+            <w:pPr>
+              <w:jc w:val="both"/>
+              <w:rPr>
+                <w:color w:val="00000a"/>
+              </w:rPr>
+            </w:pPr>
+            <w:r>
+              <w:rPr>
+                <w:color w:val="00000a"/>
+                <w:rtl w:val="0"/>
+              </w:rPr>
+              <w:t xml:space="preserve">Administrador</w:t>
+            </w:r>
+          </w:p>
+        </w:tc>
+        <w:tc>
+          <w:tcPr>
+            <w:tcBorders>
+              <w:top w:color="000000" w:space="0" w:sz="4" w:val="single"/>
+              <w:left w:color="000000" w:space="0" w:sz="4" w:val="single"/>
+              <w:bottom w:color="000000" w:space="0" w:sz="4" w:val="single"/>
+              <w:right w:color="000000" w:space="0" w:sz="4" w:val="single"/>
+            </w:tcBorders>
+            <w:tcMar>
+              <w:top w:w="100.0" w:type="dxa"/>
+              <w:left w:w="100.0" w:type="dxa"/>
+              <w:bottom w:w="100.0" w:type="dxa"/>
+              <w:right w:w="100.0" w:type="dxa"/>
+            </w:tcMar>
+            <w:vAlign w:val="top"/>
+          </w:tcPr>
+          <w:p>
+            <w:pPr>
+              <w:jc w:val="both"/>
+              <w:rPr>
+                <w:color w:val="00000a"/>
+              </w:rPr>
+            </w:pPr>
+            <w:r>
+              <w:rPr>
+                <w:color w:val="00000a"/>
+                <w:rtl w:val="0"/>
+              </w:rPr>
+              <w:t xml:space="preserve">Mantención – aplicación secundaria</w:t>
+            </w:r>
+          </w:p>
+        </w:tc>
+      </w:tr>
+      <w:tr>
+        <w:trPr>
+          <w:cantSplit w:val="0"/>
+          <w:tblHeader w:val="0"/>
+        </w:trPr>
+        <w:tc>
+          <w:tcPr>
+            <w:tcBorders>
+              <w:top w:color="000000" w:space="0" w:sz="4" w:val="single"/>
+              <w:left w:color="000000" w:space="0" w:sz="4" w:val="single"/>
+              <w:bottom w:color="000000" w:space="0" w:sz="4" w:val="single"/>
+              <w:right w:color="000000" w:space="0" w:sz="4" w:val="single"/>
+            </w:tcBorders>
+            <w:tcMar>
+              <w:top w:w="100.0" w:type="dxa"/>
+              <w:left w:w="100.0" w:type="dxa"/>
+              <w:bottom w:w="100.0" w:type="dxa"/>
+              <w:right w:w="100.0" w:type="dxa"/>
+            </w:tcMar>
+            <w:vAlign w:val="top"/>
+          </w:tcPr>
+          <w:p>
+            <w:pPr>
+              <w:jc w:val="both"/>
+              <w:rPr>
+                <w:color w:val="00000a"/>
+              </w:rPr>
+            </w:pPr>
+            <w:r>
+              <w:rPr>
+                <w:color w:val="00000a"/>
+                <w:rtl w:val="0"/>
+              </w:rPr>
+              <w:t xml:space="preserve">CU020</w:t>
+            </w:r>
+          </w:p>
+        </w:tc>
+        <w:tc>
+          <w:tcPr>
+            <w:tcBorders>
+              <w:top w:color="000000" w:space="0" w:sz="4" w:val="single"/>
+              <w:left w:color="000000" w:space="0" w:sz="4" w:val="single"/>
+              <w:bottom w:color="000000" w:space="0" w:sz="4" w:val="single"/>
+              <w:right w:color="000000" w:space="0" w:sz="4" w:val="single"/>
+            </w:tcBorders>
+            <w:tcMar>
+              <w:top w:w="100.0" w:type="dxa"/>
+              <w:left w:w="100.0" w:type="dxa"/>
+              <w:bottom w:w="100.0" w:type="dxa"/>
+              <w:right w:w="100.0" w:type="dxa"/>
+            </w:tcMar>
+            <w:vAlign w:val="top"/>
+          </w:tcPr>
+          <w:p>
+            <w:pPr>
+              <w:jc w:val="both"/>
+              <w:rPr>
+                <w:color w:val="00000a"/>
+              </w:rPr>
+            </w:pPr>
+            <w:r>
+              <w:rPr>
+                <w:color w:val="00000a"/>
+                <w:rtl w:val="0"/>
+              </w:rPr>
+              <w:t xml:space="preserve">Consultar métricas generales y estadísticas de la plataforma.</w:t>
+            </w:r>
+          </w:p>
+        </w:tc>
+        <w:tc>
+          <w:tcPr>
+            <w:tcBorders>
+              <w:top w:color="000000" w:space="0" w:sz="4" w:val="single"/>
+              <w:left w:color="000000" w:space="0" w:sz="4" w:val="single"/>
+              <w:bottom w:color="000000" w:space="0" w:sz="4" w:val="single"/>
+              <w:right w:color="000000" w:space="0" w:sz="4" w:val="single"/>
+            </w:tcBorders>
+            <w:tcMar>
+              <w:top w:w="100.0" w:type="dxa"/>
+              <w:left w:w="100.0" w:type="dxa"/>
+              <w:bottom w:w="100.0" w:type="dxa"/>
+              <w:right w:w="100.0" w:type="dxa"/>
+            </w:tcMar>
+            <w:vAlign w:val="top"/>
+          </w:tcPr>
+          <w:p>
+            <w:pPr>
+              <w:jc w:val="both"/>
+              <w:rPr>
+                <w:color w:val="00000a"/>
+              </w:rPr>
+            </w:pPr>
+            <w:r>
+              <w:rPr>
+                <w:color w:val="00000a"/>
+                <w:rtl w:val="0"/>
+              </w:rPr>
+              <w:t xml:space="preserve">Administrador</w:t>
+            </w:r>
+          </w:p>
+        </w:tc>
+        <w:tc>
+          <w:tcPr>
+            <w:tcBorders>
+              <w:top w:color="000000" w:space="0" w:sz="4" w:val="single"/>
+              <w:left w:color="000000" w:space="0" w:sz="4" w:val="single"/>
+              <w:bottom w:color="000000" w:space="0" w:sz="4" w:val="single"/>
+              <w:right w:color="000000" w:space="0" w:sz="4" w:val="single"/>
+            </w:tcBorders>
+            <w:tcMar>
+              <w:top w:w="100.0" w:type="dxa"/>
+              <w:left w:w="100.0" w:type="dxa"/>
+              <w:bottom w:w="100.0" w:type="dxa"/>
+              <w:right w:w="100.0" w:type="dxa"/>
+            </w:tcMar>
+            <w:vAlign w:val="top"/>
+          </w:tcPr>
+          <w:p>
+            <w:pPr>
+              <w:jc w:val="both"/>
+              <w:rPr>
+                <w:color w:val="00000a"/>
+              </w:rPr>
+            </w:pPr>
+            <w:r>
+              <w:rPr>
+                <w:color w:val="00000a"/>
+                <w:rtl w:val="0"/>
+              </w:rPr>
+              <w:t xml:space="preserve">Reporte – aplicación secundaria</w:t>
+            </w:r>
+          </w:p>
+        </w:tc>
+      </w:tr>
+      <w:tr>
+        <w:trPr>
+          <w:cantSplit w:val="0"/>
+          <w:tblHeader w:val="0"/>
+        </w:trPr>
+        <w:tc>
+          <w:tcPr>
+            <w:tcBorders>
+              <w:top w:color="000000" w:space="0" w:sz="4" w:val="single"/>
+              <w:left w:color="000000" w:space="0" w:sz="4" w:val="single"/>
+              <w:bottom w:color="000000" w:space="0" w:sz="4" w:val="single"/>
+              <w:right w:color="000000" w:space="0" w:sz="4" w:val="single"/>
+            </w:tcBorders>
+            <w:tcMar>
+              <w:top w:w="100.0" w:type="dxa"/>
+              <w:left w:w="100.0" w:type="dxa"/>
+              <w:bottom w:w="100.0" w:type="dxa"/>
+              <w:right w:w="100.0" w:type="dxa"/>
+            </w:tcMar>
+            <w:vAlign w:val="top"/>
+          </w:tcPr>
+          <w:p>
+            <w:pPr>
+              <w:jc w:val="both"/>
+              <w:rPr>
+                <w:color w:val="00000a"/>
+              </w:rPr>
+            </w:pPr>
+            <w:r>
+              <w:rPr>
+                <w:color w:val="00000a"/>
+                <w:rtl w:val="0"/>
+              </w:rPr>
+              <w:t xml:space="preserve">CU021</w:t>
+            </w:r>
+          </w:p>
+        </w:tc>
+        <w:tc>
+          <w:tcPr>
+            <w:tcBorders>
+              <w:top w:color="000000" w:space="0" w:sz="4" w:val="single"/>
+              <w:left w:color="000000" w:space="0" w:sz="4" w:val="single"/>
+              <w:bottom w:color="000000" w:space="0" w:sz="4" w:val="single"/>
+              <w:right w:color="000000" w:space="0" w:sz="4" w:val="single"/>
+            </w:tcBorders>
+            <w:tcMar>
+              <w:top w:w="100.0" w:type="dxa"/>
+              <w:left w:w="100.0" w:type="dxa"/>
+              <w:bottom w:w="100.0" w:type="dxa"/>
+              <w:right w:w="100.0" w:type="dxa"/>
+            </w:tcMar>
+            <w:vAlign w:val="top"/>
+          </w:tcPr>
+          <w:p>
+            <w:pPr>
+              <w:jc w:val="both"/>
+              <w:rPr>
+                <w:color w:val="00000a"/>
+              </w:rPr>
+            </w:pPr>
+            <w:r>
+              <w:rPr>
+                <w:color w:val="00000a"/>
+                <w:rtl w:val="0"/>
+              </w:rPr>
+              <w:t xml:space="preserve">Recibir notificaciones relacionadas con eventos importantes del sistema.</w:t>
+            </w:r>
+          </w:p>
+        </w:tc>
+        <w:tc>
+          <w:tcPr>
+            <w:tcBorders>
+              <w:top w:color="000000" w:space="0" w:sz="4" w:val="single"/>
+              <w:left w:color="000000" w:space="0" w:sz="4" w:val="single"/>
+              <w:bottom w:color="000000" w:space="0" w:sz="4" w:val="single"/>
+              <w:right w:color="000000" w:space="0" w:sz="4" w:val="single"/>
+            </w:tcBorders>
+            <w:tcMar>
+              <w:top w:w="100.0" w:type="dxa"/>
+              <w:left w:w="100.0" w:type="dxa"/>
+              <w:bottom w:w="100.0" w:type="dxa"/>
+              <w:right w:w="100.0" w:type="dxa"/>
+            </w:tcMar>
+            <w:vAlign w:val="top"/>
+          </w:tcPr>
+          <w:p>
+            <w:pPr>
+              <w:jc w:val="both"/>
+              <w:rPr>
+                <w:color w:val="00000a"/>
+              </w:rPr>
+            </w:pPr>
+            <w:r>
+              <w:rPr>
+                <w:color w:val="00000a"/>
+                <w:rtl w:val="0"/>
+              </w:rPr>
+              <w:t xml:space="preserve">Usuario</w:t>
+            </w:r>
+          </w:p>
+        </w:tc>
+        <w:tc>
+          <w:tcPr>
+            <w:tcBorders>
+              <w:top w:color="000000" w:space="0" w:sz="4" w:val="single"/>
+              <w:left w:color="000000" w:space="0" w:sz="4" w:val="single"/>
+              <w:bottom w:color="000000" w:space="0" w:sz="4" w:val="single"/>
+              <w:right w:color="000000" w:space="0" w:sz="4" w:val="single"/>
+            </w:tcBorders>
+            <w:tcMar>
+              <w:top w:w="100.0" w:type="dxa"/>
+              <w:left w:w="100.0" w:type="dxa"/>
+              <w:bottom w:w="100.0" w:type="dxa"/>
+              <w:right w:w="100.0" w:type="dxa"/>
+            </w:tcMar>
+            <w:vAlign w:val="top"/>
+          </w:tcPr>
+          <w:p>
+            <w:pPr>
+              <w:jc w:val="both"/>
+              <w:rPr>
+                <w:color w:val="00000a"/>
+              </w:rPr>
+            </w:pPr>
+            <w:r>
+              <w:rPr>
+                <w:color w:val="00000a"/>
+                <w:rtl w:val="0"/>
+              </w:rPr>
+              <w:t xml:space="preserve">Negocio – aplicación principal</w:t>
             </w:r>
           </w:p>
         </w:tc>
@@ -1894,8 +5460,121 @@
       <w:rPr/>
     </w:lvl>
   </w:abstractNum>
+  <w:abstractNum w:abstractNumId="2">
+    <w:lvl w:ilvl="0">
+      <w:start w:val="1"/>
+      <w:numFmt w:val="decimal"/>
+      <w:lvlText w:val="%1."/>
+      <w:lvlJc w:val="left"/>
+      <w:pPr>
+        <w:ind w:left="720" w:hanging="360"/>
+      </w:pPr>
+      <w:rPr>
+        <w:u w:val="none"/>
+      </w:rPr>
+    </w:lvl>
+    <w:lvl w:ilvl="1">
+      <w:start w:val="1"/>
+      <w:numFmt w:val="lowerLetter"/>
+      <w:lvlText w:val="%2."/>
+      <w:lvlJc w:val="left"/>
+      <w:pPr>
+        <w:ind w:left="1440" w:hanging="360"/>
+      </w:pPr>
+      <w:rPr>
+        <w:u w:val="none"/>
+      </w:rPr>
+    </w:lvl>
+    <w:lvl w:ilvl="2">
+      <w:start w:val="1"/>
+      <w:numFmt w:val="lowerRoman"/>
+      <w:lvlText w:val="%3."/>
+      <w:lvlJc w:val="right"/>
+      <w:pPr>
+        <w:ind w:left="2160" w:hanging="360"/>
+      </w:pPr>
+      <w:rPr>
+        <w:u w:val="none"/>
+      </w:rPr>
+    </w:lvl>
+    <w:lvl w:ilvl="3">
+      <w:start w:val="1"/>
+      <w:numFmt w:val="decimal"/>
+      <w:lvlText w:val="%4."/>
+      <w:lvlJc w:val="left"/>
+      <w:pPr>
+        <w:ind w:left="2880" w:hanging="360"/>
+      </w:pPr>
+      <w:rPr>
+        <w:u w:val="none"/>
+      </w:rPr>
+    </w:lvl>
+    <w:lvl w:ilvl="4">
+      <w:start w:val="1"/>
+      <w:numFmt w:val="lowerLetter"/>
+      <w:lvlText w:val="%5."/>
+      <w:lvlJc w:val="left"/>
+      <w:pPr>
+        <w:ind w:left="3600" w:hanging="360"/>
+      </w:pPr>
+      <w:rPr>
+        <w:u w:val="none"/>
+      </w:rPr>
+    </w:lvl>
+    <w:lvl w:ilvl="5">
+      <w:start w:val="1"/>
+      <w:numFmt w:val="lowerRoman"/>
+      <w:lvlText w:val="%6."/>
+      <w:lvlJc w:val="right"/>
+      <w:pPr>
+        <w:ind w:left="4320" w:hanging="360"/>
+      </w:pPr>
+      <w:rPr>
+        <w:u w:val="none"/>
+      </w:rPr>
+    </w:lvl>
+    <w:lvl w:ilvl="6">
+      <w:start w:val="1"/>
+      <w:numFmt w:val="decimal"/>
+      <w:lvlText w:val="%7."/>
+      <w:lvlJc w:val="left"/>
+      <w:pPr>
+        <w:ind w:left="5040" w:hanging="360"/>
+      </w:pPr>
+      <w:rPr>
+        <w:u w:val="none"/>
+      </w:rPr>
+    </w:lvl>
+    <w:lvl w:ilvl="7">
+      <w:start w:val="1"/>
+      <w:numFmt w:val="lowerLetter"/>
+      <w:lvlText w:val="%8."/>
+      <w:lvlJc w:val="left"/>
+      <w:pPr>
+        <w:ind w:left="5760" w:hanging="360"/>
+      </w:pPr>
+      <w:rPr>
+        <w:u w:val="none"/>
+      </w:rPr>
+    </w:lvl>
+    <w:lvl w:ilvl="8">
+      <w:start w:val="1"/>
+      <w:numFmt w:val="lowerRoman"/>
+      <w:lvlText w:val="%9."/>
+      <w:lvlJc w:val="right"/>
+      <w:pPr>
+        <w:ind w:left="6480" w:hanging="360"/>
+      </w:pPr>
+      <w:rPr>
+        <w:u w:val="none"/>
+      </w:rPr>
+    </w:lvl>
+  </w:abstractNum>
   <w:num w:numId="1">
     <w:abstractNumId w:val="1"/>
+  </w:num>
+  <w:num w:numId="2">
+    <w:abstractNumId w:val="2"/>
   </w:num>
 </w:numbering>
 </file>
@@ -2284,6 +5963,42 @@
         <w:right w:w="108.0" w:type="dxa"/>
       </w:tblCellMar>
     </w:tblPr>
+    <w:tblStylePr w:type="band1Horz">
+      <w:tcPr/>
+    </w:tblStylePr>
+    <w:tblStylePr w:type="band1Vert">
+      <w:tcPr/>
+    </w:tblStylePr>
+    <w:tblStylePr w:type="band2Horz">
+      <w:tcPr/>
+    </w:tblStylePr>
+    <w:tblStylePr w:type="band2Vert">
+      <w:tcPr/>
+    </w:tblStylePr>
+    <w:tblStylePr w:type="firstCol">
+      <w:tcPr/>
+    </w:tblStylePr>
+    <w:tblStylePr w:type="firstRow">
+      <w:tcPr/>
+    </w:tblStylePr>
+    <w:tblStylePr w:type="lastCol">
+      <w:tcPr/>
+    </w:tblStylePr>
+    <w:tblStylePr w:type="lastRow">
+      <w:tcPr/>
+    </w:tblStylePr>
+    <w:tblStylePr w:type="neCell">
+      <w:tcPr/>
+    </w:tblStylePr>
+    <w:tblStylePr w:type="nwCell">
+      <w:tcPr/>
+    </w:tblStylePr>
+    <w:tblStylePr w:type="seCell">
+      <w:tcPr/>
+    </w:tblStylePr>
+    <w:tblStylePr w:type="swCell">
+      <w:tcPr/>
+    </w:tblStylePr>
   </w:style>
   <w:style w:type="table" w:styleId="Table2">
     <w:basedOn w:val="TableNormal"/>
